--- a/docs/WorldBranch_项目总设计文档.docx
+++ b/docs/WorldBranch_项目总设计文档.docx
@@ -252,7 +252,1234 @@
           <w:color w:val="444444"/>
           <w:sz w:val="19"/>
         </w:rPr>
-        <w:t>版本：v0.1（设计草案） 日期：2026-10-27 状态：核心方向已确定，部分模块待定 适用对象：单人开发者 + AI 协作 文档定位：项目后续开发的基础依据，不是最终方案</w:t>
+        <w:t>版本：v1.0（与实现对齐） 日期：2026-10-27 状态：第一阶段核心能力已实现，部分扩展项待定 适用对象：单人开发者 + AI 协作 文档定位：项目后续开发的基础依据，不是最终方案</w:t>
+      </w:r>
+    </w:p>
+    <w:p>
+      <w:pPr>
+        <w:pStyle w:val="Heading1"/>
+      </w:pPr>
+      <w:r>
+        <w:rPr>
+          <w:rFonts w:ascii="Segoe UI" w:hAnsi="Segoe UI" w:eastAsia="微软雅黑" w:cs="Segoe UI"/>
+          <w:b/>
+          <w:color w:val="1F4E79"/>
+          <w:sz w:val="27"/>
+        </w:rPr>
+        <w:t>0. 实现状态（v1.0 增补）</w:t>
+      </w:r>
+    </w:p>
+    <w:p>
+      <w:r>
+        <w:rPr>
+          <w:rFonts w:ascii="Segoe UI" w:hAnsi="Segoe UI" w:eastAsia="微软雅黑" w:cs="Segoe UI"/>
+          <w:b w:val="0"/>
+          <w:sz w:val="21"/>
+        </w:rPr>
+        <w:t>本节把设计条目与实际代码对齐，避免文档与实现脱节。</w:t>
+      </w:r>
+    </w:p>
+    <w:tbl>
+      <w:tblPr>
+        <w:tblStyle w:val="TableGrid"/>
+        <w:tblW w:type="auto" w:w="0"/>
+        <w:jc w:val="center"/>
+        <w:tblLayout w:type="fixed"/>
+        <w:tblLook w:firstColumn="1" w:firstRow="1" w:lastColumn="0" w:lastRow="0" w:noHBand="0" w:noVBand="1" w:val="04A0"/>
+      </w:tblPr>
+      <w:tblGrid>
+        <w:gridCol w:w="3061"/>
+        <w:gridCol w:w="3061"/>
+        <w:gridCol w:w="3061"/>
+      </w:tblGrid>
+      <w:tr>
+        <w:trPr>
+          <w:tblHeader w:val="true"/>
+        </w:trPr>
+        <w:tc>
+          <w:tcPr>
+            <w:tcW w:type="dxa" w:w="3061"/>
+            <w:shd w:val="clear" w:color="auto" w:fill="EAF1F8"/>
+          </w:tcPr>
+          <w:p>
+            <w:pPr>
+              <w:spacing w:after="40" w:line="288" w:lineRule="auto"/>
+            </w:pPr>
+            <w:r>
+              <w:rPr>
+                <w:rFonts w:ascii="Segoe UI" w:hAnsi="Segoe UI" w:eastAsia="微软雅黑" w:cs="Segoe UI"/>
+                <w:b/>
+                <w:color w:val="1F4E79"/>
+                <w:sz w:val="19"/>
+              </w:rPr>
+              <w:t>设计条目</w:t>
+            </w:r>
+          </w:p>
+        </w:tc>
+        <w:tc>
+          <w:tcPr>
+            <w:tcW w:type="dxa" w:w="3061"/>
+            <w:shd w:val="clear" w:color="auto" w:fill="EAF1F8"/>
+          </w:tcPr>
+          <w:p>
+            <w:pPr>
+              <w:spacing w:after="40" w:line="288" w:lineRule="auto"/>
+            </w:pPr>
+            <w:r>
+              <w:rPr>
+                <w:rFonts w:ascii="Segoe UI" w:hAnsi="Segoe UI" w:eastAsia="微软雅黑" w:cs="Segoe UI"/>
+                <w:b/>
+                <w:color w:val="1F4E79"/>
+                <w:sz w:val="19"/>
+              </w:rPr>
+              <w:t>状态</w:t>
+            </w:r>
+          </w:p>
+        </w:tc>
+        <w:tc>
+          <w:tcPr>
+            <w:tcW w:type="dxa" w:w="3061"/>
+            <w:shd w:val="clear" w:color="auto" w:fill="EAF1F8"/>
+          </w:tcPr>
+          <w:p>
+            <w:pPr>
+              <w:spacing w:after="40" w:line="288" w:lineRule="auto"/>
+            </w:pPr>
+            <w:r>
+              <w:rPr>
+                <w:rFonts w:ascii="Segoe UI" w:hAnsi="Segoe UI" w:eastAsia="微软雅黑" w:cs="Segoe UI"/>
+                <w:b/>
+                <w:color w:val="1F4E79"/>
+                <w:sz w:val="19"/>
+              </w:rPr>
+              <w:t>落在哪里</w:t>
+            </w:r>
+          </w:p>
+        </w:tc>
+      </w:tr>
+      <w:tr>
+        <w:tc>
+          <w:tcPr>
+            <w:tcW w:type="dxa" w:w="3061"/>
+          </w:tcPr>
+          <w:p>
+            <w:pPr>
+              <w:spacing w:after="40" w:line="288" w:lineRule="auto"/>
+            </w:pPr>
+            <w:r>
+              <w:rPr>
+                <w:rFonts w:ascii="Segoe UI" w:hAnsi="Segoe UI" w:eastAsia="微软雅黑" w:cs="Segoe UI"/>
+                <w:b w:val="0"/>
+                <w:sz w:val="19"/>
+              </w:rPr>
+              <w:t>四要素：知识库 / 世界数据 / 模拟规则 / AI 分析</w:t>
+            </w:r>
+          </w:p>
+        </w:tc>
+        <w:tc>
+          <w:tcPr>
+            <w:tcW w:type="dxa" w:w="3061"/>
+          </w:tcPr>
+          <w:p>
+            <w:pPr>
+              <w:spacing w:after="40" w:line="288" w:lineRule="auto"/>
+            </w:pPr>
+            <w:r>
+              <w:rPr>
+                <w:rFonts w:ascii="Segoe UI" w:hAnsi="Segoe UI" w:eastAsia="微软雅黑" w:cs="Segoe UI"/>
+                <w:b w:val="0"/>
+                <w:sz w:val="19"/>
+              </w:rPr>
+              <w:t>✅ 全部具备</w:t>
+            </w:r>
+          </w:p>
+        </w:tc>
+        <w:tc>
+          <w:tcPr>
+            <w:tcW w:type="dxa" w:w="3061"/>
+          </w:tcPr>
+          <w:p>
+            <w:pPr>
+              <w:spacing w:after="40" w:line="288" w:lineRule="auto"/>
+            </w:pPr>
+            <w:r>
+              <w:rPr>
+                <w:rFonts w:ascii="Consolas" w:hAnsi="Consolas" w:eastAsia="宋体" w:cs="Consolas"/>
+                <w:b w:val="0"/>
+                <w:sz w:val="19"/>
+              </w:rPr>
+              <w:t>app/seed</w:t>
+            </w:r>
+            <w:r>
+              <w:rPr>
+                <w:rFonts w:ascii="Segoe UI" w:hAnsi="Segoe UI" w:eastAsia="微软雅黑" w:cs="Segoe UI"/>
+                <w:b w:val="0"/>
+                <w:sz w:val="19"/>
+              </w:rPr>
+              <w:t>、</w:t>
+            </w:r>
+            <w:r>
+              <w:rPr>
+                <w:rFonts w:ascii="Consolas" w:hAnsi="Consolas" w:eastAsia="宋体" w:cs="Consolas"/>
+                <w:b w:val="0"/>
+                <w:sz w:val="19"/>
+              </w:rPr>
+              <w:t>app/models</w:t>
+            </w:r>
+            <w:r>
+              <w:rPr>
+                <w:rFonts w:ascii="Segoe UI" w:hAnsi="Segoe UI" w:eastAsia="微软雅黑" w:cs="Segoe UI"/>
+                <w:b w:val="0"/>
+                <w:sz w:val="19"/>
+              </w:rPr>
+              <w:t>、</w:t>
+            </w:r>
+            <w:r>
+              <w:rPr>
+                <w:rFonts w:ascii="Consolas" w:hAnsi="Consolas" w:eastAsia="宋体" w:cs="Consolas"/>
+                <w:b w:val="0"/>
+                <w:sz w:val="19"/>
+              </w:rPr>
+              <w:t>app/engine</w:t>
+            </w:r>
+            <w:r>
+              <w:rPr>
+                <w:rFonts w:ascii="Segoe UI" w:hAnsi="Segoe UI" w:eastAsia="微软雅黑" w:cs="Segoe UI"/>
+                <w:b w:val="0"/>
+                <w:sz w:val="19"/>
+              </w:rPr>
+              <w:t>、</w:t>
+            </w:r>
+            <w:r>
+              <w:rPr>
+                <w:rFonts w:ascii="Consolas" w:hAnsi="Consolas" w:eastAsia="宋体" w:cs="Consolas"/>
+                <w:b w:val="0"/>
+                <w:sz w:val="19"/>
+              </w:rPr>
+              <w:t>app/ai</w:t>
+            </w:r>
+          </w:p>
+        </w:tc>
+      </w:tr>
+      <w:tr>
+        <w:tc>
+          <w:tcPr>
+            <w:tcW w:type="dxa" w:w="3061"/>
+            <w:shd w:val="clear" w:color="auto" w:fill="F7F9FB"/>
+          </w:tcPr>
+          <w:p>
+            <w:pPr>
+              <w:spacing w:after="40" w:line="288" w:lineRule="auto"/>
+            </w:pPr>
+            <w:r>
+              <w:rPr>
+                <w:rFonts w:ascii="Segoe UI" w:hAnsi="Segoe UI" w:eastAsia="微软雅黑" w:cs="Segoe UI"/>
+                <w:b w:val="0"/>
+                <w:sz w:val="19"/>
+              </w:rPr>
+              <w:t>双线结构（知识数据线 / 模拟计算线）</w:t>
+            </w:r>
+          </w:p>
+        </w:tc>
+        <w:tc>
+          <w:tcPr>
+            <w:tcW w:type="dxa" w:w="3061"/>
+            <w:shd w:val="clear" w:color="auto" w:fill="F7F9FB"/>
+          </w:tcPr>
+          <w:p>
+            <w:pPr>
+              <w:spacing w:after="40" w:line="288" w:lineRule="auto"/>
+            </w:pPr>
+            <w:r>
+              <w:rPr>
+                <w:rFonts w:ascii="Segoe UI" w:hAnsi="Segoe UI" w:eastAsia="微软雅黑" w:cs="Segoe UI"/>
+                <w:b w:val="0"/>
+                <w:sz w:val="19"/>
+              </w:rPr>
+              <w:t>✅</w:t>
+            </w:r>
+          </w:p>
+        </w:tc>
+        <w:tc>
+          <w:tcPr>
+            <w:tcW w:type="dxa" w:w="3061"/>
+            <w:shd w:val="clear" w:color="auto" w:fill="F7F9FB"/>
+          </w:tcPr>
+          <w:p>
+            <w:pPr>
+              <w:spacing w:after="40" w:line="288" w:lineRule="auto"/>
+            </w:pPr>
+            <w:r>
+              <w:rPr>
+                <w:rFonts w:ascii="Consolas" w:hAnsi="Consolas" w:eastAsia="宋体" w:cs="Consolas"/>
+                <w:b w:val="0"/>
+                <w:sz w:val="19"/>
+              </w:rPr>
+              <w:t>seed</w:t>
+            </w:r>
+            <w:r>
+              <w:rPr>
+                <w:rFonts w:ascii="Segoe UI" w:hAnsi="Segoe UI" w:eastAsia="微软雅黑" w:cs="Segoe UI"/>
+                <w:b w:val="0"/>
+                <w:sz w:val="19"/>
+              </w:rPr>
+              <w:t>+</w:t>
+            </w:r>
+            <w:r>
+              <w:rPr>
+                <w:rFonts w:ascii="Consolas" w:hAnsi="Consolas" w:eastAsia="宋体" w:cs="Consolas"/>
+                <w:b w:val="0"/>
+                <w:sz w:val="19"/>
+              </w:rPr>
+              <w:t>ai/knowledge</w:t>
+            </w:r>
+            <w:r>
+              <w:rPr>
+                <w:rFonts w:ascii="Segoe UI" w:hAnsi="Segoe UI" w:eastAsia="微软雅黑" w:cs="Segoe UI"/>
+                <w:b w:val="0"/>
+                <w:sz w:val="19"/>
+              </w:rPr>
+              <w:t xml:space="preserve"> 与 </w:t>
+            </w:r>
+            <w:r>
+              <w:rPr>
+                <w:rFonts w:ascii="Consolas" w:hAnsi="Consolas" w:eastAsia="宋体" w:cs="Consolas"/>
+                <w:b w:val="0"/>
+                <w:sz w:val="19"/>
+              </w:rPr>
+              <w:t>engine</w:t>
+            </w:r>
+          </w:p>
+        </w:tc>
+      </w:tr>
+      <w:tr>
+        <w:tc>
+          <w:tcPr>
+            <w:tcW w:type="dxa" w:w="3061"/>
+          </w:tcPr>
+          <w:p>
+            <w:pPr>
+              <w:spacing w:after="40" w:line="288" w:lineRule="auto"/>
+            </w:pPr>
+            <w:r>
+              <w:rPr>
+                <w:rFonts w:ascii="Segoe UI" w:hAnsi="Segoe UI" w:eastAsia="微软雅黑" w:cs="Segoe UI"/>
+                <w:b w:val="0"/>
+                <w:sz w:val="19"/>
+              </w:rPr>
+              <w:t>多尺度地图（世界/国家/地区/局部）</w:t>
+            </w:r>
+          </w:p>
+        </w:tc>
+        <w:tc>
+          <w:tcPr>
+            <w:tcW w:type="dxa" w:w="3061"/>
+          </w:tcPr>
+          <w:p>
+            <w:pPr>
+              <w:spacing w:after="40" w:line="288" w:lineRule="auto"/>
+            </w:pPr>
+            <w:r>
+              <w:rPr>
+                <w:rFonts w:ascii="Segoe UI" w:hAnsi="Segoe UI" w:eastAsia="微软雅黑" w:cs="Segoe UI"/>
+                <w:b w:val="0"/>
+                <w:sz w:val="19"/>
+              </w:rPr>
+              <w:t>✅</w:t>
+            </w:r>
+          </w:p>
+        </w:tc>
+        <w:tc>
+          <w:tcPr>
+            <w:tcW w:type="dxa" w:w="3061"/>
+          </w:tcPr>
+          <w:p>
+            <w:pPr>
+              <w:spacing w:after="40" w:line="288" w:lineRule="auto"/>
+            </w:pPr>
+            <w:r>
+              <w:rPr>
+                <w:rFonts w:ascii="Consolas" w:hAnsi="Consolas" w:eastAsia="宋体" w:cs="Consolas"/>
+                <w:b w:val="0"/>
+                <w:sz w:val="19"/>
+              </w:rPr>
+              <w:t>services.aggregate_by_scale</w:t>
+            </w:r>
+            <w:r>
+              <w:rPr>
+                <w:rFonts w:ascii="Segoe UI" w:hAnsi="Segoe UI" w:eastAsia="微软雅黑" w:cs="Segoe UI"/>
+                <w:b w:val="0"/>
+                <w:sz w:val="19"/>
+              </w:rPr>
+              <w:t>、</w:t>
+            </w:r>
+            <w:r>
+              <w:rPr>
+                <w:rFonts w:ascii="Consolas" w:hAnsi="Consolas" w:eastAsia="宋体" w:cs="Consolas"/>
+                <w:b w:val="0"/>
+                <w:sz w:val="19"/>
+              </w:rPr>
+              <w:t>MapView.vue</w:t>
+            </w:r>
+          </w:p>
+        </w:tc>
+      </w:tr>
+      <w:tr>
+        <w:tc>
+          <w:tcPr>
+            <w:tcW w:type="dxa" w:w="3061"/>
+            <w:shd w:val="clear" w:color="auto" w:fill="F7F9FB"/>
+          </w:tcPr>
+          <w:p>
+            <w:pPr>
+              <w:spacing w:after="40" w:line="288" w:lineRule="auto"/>
+            </w:pPr>
+            <w:r>
+              <w:rPr>
+                <w:rFonts w:ascii="Segoe UI" w:hAnsi="Segoe UI" w:eastAsia="微软雅黑" w:cs="Segoe UI"/>
+                <w:b w:val="0"/>
+                <w:sz w:val="19"/>
+              </w:rPr>
+              <w:t>事件按范围/程度/时长/对象/因果记录</w:t>
+            </w:r>
+          </w:p>
+        </w:tc>
+        <w:tc>
+          <w:tcPr>
+            <w:tcW w:type="dxa" w:w="3061"/>
+            <w:shd w:val="clear" w:color="auto" w:fill="F7F9FB"/>
+          </w:tcPr>
+          <w:p>
+            <w:pPr>
+              <w:spacing w:after="40" w:line="288" w:lineRule="auto"/>
+            </w:pPr>
+            <w:r>
+              <w:rPr>
+                <w:rFonts w:ascii="Segoe UI" w:hAnsi="Segoe UI" w:eastAsia="微软雅黑" w:cs="Segoe UI"/>
+                <w:b w:val="0"/>
+                <w:sz w:val="19"/>
+              </w:rPr>
+              <w:t>✅</w:t>
+            </w:r>
+          </w:p>
+        </w:tc>
+        <w:tc>
+          <w:tcPr>
+            <w:tcW w:type="dxa" w:w="3061"/>
+            <w:shd w:val="clear" w:color="auto" w:fill="F7F9FB"/>
+          </w:tcPr>
+          <w:p>
+            <w:pPr>
+              <w:spacing w:after="40" w:line="288" w:lineRule="auto"/>
+            </w:pPr>
+            <w:r>
+              <w:rPr>
+                <w:rFonts w:ascii="Consolas" w:hAnsi="Consolas" w:eastAsia="宋体" w:cs="Consolas"/>
+                <w:b w:val="0"/>
+                <w:sz w:val="19"/>
+              </w:rPr>
+              <w:t>SimEvent</w:t>
+            </w:r>
+            <w:r>
+              <w:rPr>
+                <w:rFonts w:ascii="Segoe UI" w:hAnsi="Segoe UI" w:eastAsia="微软雅黑" w:cs="Segoe UI"/>
+                <w:b w:val="0"/>
+                <w:sz w:val="19"/>
+              </w:rPr>
+              <w:t>、</w:t>
+            </w:r>
+            <w:r>
+              <w:rPr>
+                <w:rFonts w:ascii="Consolas" w:hAnsi="Consolas" w:eastAsia="宋体" w:cs="Consolas"/>
+                <w:b w:val="0"/>
+                <w:sz w:val="19"/>
+              </w:rPr>
+              <w:t>causes</w:t>
+            </w:r>
+            <w:r>
+              <w:rPr>
+                <w:rFonts w:ascii="Segoe UI" w:hAnsi="Segoe UI" w:eastAsia="微软雅黑" w:cs="Segoe UI"/>
+                <w:b w:val="0"/>
+                <w:sz w:val="19"/>
+              </w:rPr>
+              <w:t xml:space="preserve"> 字段与 </w:t>
+            </w:r>
+            <w:r>
+              <w:rPr>
+                <w:rFonts w:ascii="Consolas" w:hAnsi="Consolas" w:eastAsia="宋体" w:cs="Consolas"/>
+                <w:b w:val="0"/>
+                <w:sz w:val="19"/>
+              </w:rPr>
+              <w:t>/events/&lt;id&gt;/chain</w:t>
+            </w:r>
+          </w:p>
+        </w:tc>
+      </w:tr>
+      <w:tr>
+        <w:tc>
+          <w:tcPr>
+            <w:tcW w:type="dxa" w:w="3061"/>
+          </w:tcPr>
+          <w:p>
+            <w:pPr>
+              <w:spacing w:after="40" w:line="288" w:lineRule="auto"/>
+            </w:pPr>
+            <w:r>
+              <w:rPr>
+                <w:rFonts w:ascii="Segoe UI" w:hAnsi="Segoe UI" w:eastAsia="微软雅黑" w:cs="Segoe UI"/>
+                <w:b w:val="0"/>
+                <w:sz w:val="19"/>
+              </w:rPr>
+              <w:t>跨区域因果传导</w:t>
+            </w:r>
+          </w:p>
+        </w:tc>
+        <w:tc>
+          <w:tcPr>
+            <w:tcW w:type="dxa" w:w="3061"/>
+          </w:tcPr>
+          <w:p>
+            <w:pPr>
+              <w:spacing w:after="40" w:line="288" w:lineRule="auto"/>
+            </w:pPr>
+            <w:r>
+              <w:rPr>
+                <w:rFonts w:ascii="Segoe UI" w:hAnsi="Segoe UI" w:eastAsia="微软雅黑" w:cs="Segoe UI"/>
+                <w:b w:val="0"/>
+                <w:sz w:val="19"/>
+              </w:rPr>
+              <w:t>✅</w:t>
+            </w:r>
+          </w:p>
+        </w:tc>
+        <w:tc>
+          <w:tcPr>
+            <w:tcW w:type="dxa" w:w="3061"/>
+          </w:tcPr>
+          <w:p>
+            <w:pPr>
+              <w:spacing w:after="40" w:line="288" w:lineRule="auto"/>
+            </w:pPr>
+            <w:r>
+              <w:rPr>
+                <w:rFonts w:ascii="Consolas" w:hAnsi="Consolas" w:eastAsia="宋体" w:cs="Consolas"/>
+                <w:b w:val="0"/>
+                <w:sz w:val="19"/>
+              </w:rPr>
+              <w:t>TradeLink</w:t>
+            </w:r>
+            <w:r>
+              <w:rPr>
+                <w:rFonts w:ascii="Segoe UI" w:hAnsi="Segoe UI" w:eastAsia="微软雅黑" w:cs="Segoe UI"/>
+                <w:b w:val="0"/>
+                <w:sz w:val="19"/>
+              </w:rPr>
+              <w:t>、</w:t>
+            </w:r>
+            <w:r>
+              <w:rPr>
+                <w:rFonts w:ascii="Consolas" w:hAnsi="Consolas" w:eastAsia="宋体" w:cs="Consolas"/>
+                <w:b w:val="0"/>
+                <w:sz w:val="19"/>
+              </w:rPr>
+              <w:t>engine._trade_phase</w:t>
+            </w:r>
+          </w:p>
+        </w:tc>
+      </w:tr>
+      <w:tr>
+        <w:tc>
+          <w:tcPr>
+            <w:tcW w:type="dxa" w:w="3061"/>
+            <w:shd w:val="clear" w:color="auto" w:fill="F7F9FB"/>
+          </w:tcPr>
+          <w:p>
+            <w:pPr>
+              <w:spacing w:after="40" w:line="288" w:lineRule="auto"/>
+            </w:pPr>
+            <w:r>
+              <w:rPr>
+                <w:rFonts w:ascii="Segoe UI" w:hAnsi="Segoe UI" w:eastAsia="微软雅黑" w:cs="Segoe UI"/>
+                <w:b w:val="0"/>
+                <w:sz w:val="19"/>
+              </w:rPr>
+              <w:t>模拟精度四档、全世界统一</w:t>
+            </w:r>
+          </w:p>
+        </w:tc>
+        <w:tc>
+          <w:tcPr>
+            <w:tcW w:type="dxa" w:w="3061"/>
+            <w:shd w:val="clear" w:color="auto" w:fill="F7F9FB"/>
+          </w:tcPr>
+          <w:p>
+            <w:pPr>
+              <w:spacing w:after="40" w:line="288" w:lineRule="auto"/>
+            </w:pPr>
+            <w:r>
+              <w:rPr>
+                <w:rFonts w:ascii="Segoe UI" w:hAnsi="Segoe UI" w:eastAsia="微软雅黑" w:cs="Segoe UI"/>
+                <w:b w:val="0"/>
+                <w:sz w:val="19"/>
+              </w:rPr>
+              <w:t>✅</w:t>
+            </w:r>
+          </w:p>
+        </w:tc>
+        <w:tc>
+          <w:tcPr>
+            <w:tcW w:type="dxa" w:w="3061"/>
+            <w:shd w:val="clear" w:color="auto" w:fill="F7F9FB"/>
+          </w:tcPr>
+          <w:p>
+            <w:pPr>
+              <w:spacing w:after="40" w:line="288" w:lineRule="auto"/>
+            </w:pPr>
+            <w:r>
+              <w:rPr>
+                <w:rFonts w:ascii="Consolas" w:hAnsi="Consolas" w:eastAsia="宋体" w:cs="Consolas"/>
+                <w:b w:val="0"/>
+                <w:sz w:val="19"/>
+              </w:rPr>
+              <w:t>PRECISION_PROFILE</w:t>
+            </w:r>
+            <w:r>
+              <w:rPr>
+                <w:rFonts w:ascii="Segoe UI" w:hAnsi="Segoe UI" w:eastAsia="微软雅黑" w:cs="Segoe UI"/>
+                <w:b w:val="0"/>
+                <w:sz w:val="19"/>
+              </w:rPr>
+              <w:t>、</w:t>
+            </w:r>
+            <w:r>
+              <w:rPr>
+                <w:rFonts w:ascii="Consolas" w:hAnsi="Consolas" w:eastAsia="宋体" w:cs="Consolas"/>
+                <w:b w:val="0"/>
+                <w:sz w:val="19"/>
+              </w:rPr>
+              <w:t>precision</w:t>
+            </w:r>
+            <w:r>
+              <w:rPr>
+                <w:rFonts w:ascii="Segoe UI" w:hAnsi="Segoe UI" w:eastAsia="微软雅黑" w:cs="Segoe UI"/>
+                <w:b w:val="0"/>
+                <w:sz w:val="19"/>
+              </w:rPr>
+              <w:t xml:space="preserve"> 字段</w:t>
+            </w:r>
+          </w:p>
+        </w:tc>
+      </w:tr>
+      <w:tr>
+        <w:tc>
+          <w:tcPr>
+            <w:tcW w:type="dxa" w:w="3061"/>
+          </w:tcPr>
+          <w:p>
+            <w:pPr>
+              <w:spacing w:after="40" w:line="288" w:lineRule="auto"/>
+            </w:pPr>
+            <w:r>
+              <w:rPr>
+                <w:rFonts w:ascii="Segoe UI" w:hAnsi="Segoe UI" w:eastAsia="微软雅黑" w:cs="Segoe UI"/>
+                <w:b w:val="0"/>
+                <w:sz w:val="19"/>
+              </w:rPr>
+              <w:t>呈现频率与推进频率分离</w:t>
+            </w:r>
+          </w:p>
+        </w:tc>
+        <w:tc>
+          <w:tcPr>
+            <w:tcW w:type="dxa" w:w="3061"/>
+          </w:tcPr>
+          <w:p>
+            <w:pPr>
+              <w:spacing w:after="40" w:line="288" w:lineRule="auto"/>
+            </w:pPr>
+            <w:r>
+              <w:rPr>
+                <w:rFonts w:ascii="Segoe UI" w:hAnsi="Segoe UI" w:eastAsia="微软雅黑" w:cs="Segoe UI"/>
+                <w:b w:val="0"/>
+                <w:sz w:val="19"/>
+              </w:rPr>
+              <w:t>⚠️ 部分</w:t>
+            </w:r>
+          </w:p>
+        </w:tc>
+        <w:tc>
+          <w:tcPr>
+            <w:tcW w:type="dxa" w:w="3061"/>
+          </w:tcPr>
+          <w:p>
+            <w:pPr>
+              <w:spacing w:after="40" w:line="288" w:lineRule="auto"/>
+            </w:pPr>
+            <w:r>
+              <w:rPr>
+                <w:rFonts w:ascii="Segoe UI" w:hAnsi="Segoe UI" w:eastAsia="微软雅黑" w:cs="Segoe UI"/>
+                <w:b w:val="0"/>
+                <w:sz w:val="19"/>
+              </w:rPr>
+              <w:t>引擎支持一次推进 N 月；呈现节奏的界面化未做</w:t>
+            </w:r>
+          </w:p>
+        </w:tc>
+      </w:tr>
+      <w:tr>
+        <w:tc>
+          <w:tcPr>
+            <w:tcW w:type="dxa" w:w="3061"/>
+            <w:shd w:val="clear" w:color="auto" w:fill="F7F9FB"/>
+          </w:tcPr>
+          <w:p>
+            <w:pPr>
+              <w:spacing w:after="40" w:line="288" w:lineRule="auto"/>
+            </w:pPr>
+            <w:r>
+              <w:rPr>
+                <w:rFonts w:ascii="Segoe UI" w:hAnsi="Segoe UI" w:eastAsia="微软雅黑" w:cs="Segoe UI"/>
+                <w:b w:val="0"/>
+                <w:sz w:val="19"/>
+              </w:rPr>
+              <w:t>资料导入与初始状态构建</w:t>
+            </w:r>
+          </w:p>
+        </w:tc>
+        <w:tc>
+          <w:tcPr>
+            <w:tcW w:type="dxa" w:w="3061"/>
+            <w:shd w:val="clear" w:color="auto" w:fill="F7F9FB"/>
+          </w:tcPr>
+          <w:p>
+            <w:pPr>
+              <w:spacing w:after="40" w:line="288" w:lineRule="auto"/>
+            </w:pPr>
+            <w:r>
+              <w:rPr>
+                <w:rFonts w:ascii="Segoe UI" w:hAnsi="Segoe UI" w:eastAsia="微软雅黑" w:cs="Segoe UI"/>
+                <w:b w:val="0"/>
+                <w:sz w:val="19"/>
+              </w:rPr>
+              <w:t>⚠️ 部分</w:t>
+            </w:r>
+          </w:p>
+        </w:tc>
+        <w:tc>
+          <w:tcPr>
+            <w:tcW w:type="dxa" w:w="3061"/>
+            <w:shd w:val="clear" w:color="auto" w:fill="F7F9FB"/>
+          </w:tcPr>
+          <w:p>
+            <w:pPr>
+              <w:spacing w:after="40" w:line="288" w:lineRule="auto"/>
+            </w:pPr>
+            <w:r>
+              <w:rPr>
+                <w:rFonts w:ascii="Segoe UI" w:hAnsi="Segoe UI" w:eastAsia="微软雅黑" w:cs="Segoe UI"/>
+                <w:b w:val="0"/>
+                <w:sz w:val="19"/>
+              </w:rPr>
+              <w:t>知识库入库/检索已做；「从文档半自动构建世界状态」未做</w:t>
+            </w:r>
+          </w:p>
+        </w:tc>
+      </w:tr>
+      <w:tr>
+        <w:tc>
+          <w:tcPr>
+            <w:tcW w:type="dxa" w:w="3061"/>
+          </w:tcPr>
+          <w:p>
+            <w:pPr>
+              <w:spacing w:after="40" w:line="288" w:lineRule="auto"/>
+            </w:pPr>
+            <w:r>
+              <w:rPr>
+                <w:rFonts w:ascii="Segoe UI" w:hAnsi="Segoe UI" w:eastAsia="微软雅黑" w:cs="Segoe UI"/>
+                <w:b w:val="0"/>
+                <w:sz w:val="19"/>
+              </w:rPr>
+              <w:t>用户自建世界</w:t>
+            </w:r>
+          </w:p>
+        </w:tc>
+        <w:tc>
+          <w:tcPr>
+            <w:tcW w:type="dxa" w:w="3061"/>
+          </w:tcPr>
+          <w:p>
+            <w:pPr>
+              <w:spacing w:after="40" w:line="288" w:lineRule="auto"/>
+            </w:pPr>
+            <w:r>
+              <w:rPr>
+                <w:rFonts w:ascii="Segoe UI" w:hAnsi="Segoe UI" w:eastAsia="微软雅黑" w:cs="Segoe UI"/>
+                <w:b w:val="0"/>
+                <w:sz w:val="19"/>
+              </w:rPr>
+              <w:t>⏸ 后续</w:t>
+            </w:r>
+          </w:p>
+        </w:tc>
+        <w:tc>
+          <w:tcPr>
+            <w:tcW w:type="dxa" w:w="3061"/>
+          </w:tcPr>
+          <w:p>
+            <w:pPr>
+              <w:spacing w:after="40" w:line="288" w:lineRule="auto"/>
+            </w:pPr>
+            <w:r>
+              <w:rPr>
+                <w:rFonts w:ascii="Segoe UI" w:hAnsi="Segoe UI" w:eastAsia="微软雅黑" w:cs="Segoe UI"/>
+                <w:b w:val="0"/>
+                <w:sz w:val="19"/>
+              </w:rPr>
+              <w:t>按设计暂缓</w:t>
+            </w:r>
+          </w:p>
+        </w:tc>
+      </w:tr>
+      <w:tr>
+        <w:tc>
+          <w:tcPr>
+            <w:tcW w:type="dxa" w:w="3061"/>
+            <w:shd w:val="clear" w:color="auto" w:fill="F7F9FB"/>
+          </w:tcPr>
+          <w:p>
+            <w:pPr>
+              <w:spacing w:after="40" w:line="288" w:lineRule="auto"/>
+            </w:pPr>
+            <w:r>
+              <w:rPr>
+                <w:rFonts w:ascii="Segoe UI" w:hAnsi="Segoe UI" w:eastAsia="微软雅黑" w:cs="Segoe UI"/>
+                <w:b w:val="0"/>
+                <w:sz w:val="19"/>
+              </w:rPr>
+              <w:t>AI 只解释不生成状态</w:t>
+            </w:r>
+          </w:p>
+        </w:tc>
+        <w:tc>
+          <w:tcPr>
+            <w:tcW w:type="dxa" w:w="3061"/>
+            <w:shd w:val="clear" w:color="auto" w:fill="F7F9FB"/>
+          </w:tcPr>
+          <w:p>
+            <w:pPr>
+              <w:spacing w:after="40" w:line="288" w:lineRule="auto"/>
+            </w:pPr>
+            <w:r>
+              <w:rPr>
+                <w:rFonts w:ascii="Segoe UI" w:hAnsi="Segoe UI" w:eastAsia="微软雅黑" w:cs="Segoe UI"/>
+                <w:b w:val="0"/>
+                <w:sz w:val="19"/>
+              </w:rPr>
+              <w:t>✅</w:t>
+            </w:r>
+          </w:p>
+        </w:tc>
+        <w:tc>
+          <w:tcPr>
+            <w:tcW w:type="dxa" w:w="3061"/>
+            <w:shd w:val="clear" w:color="auto" w:fill="F7F9FB"/>
+          </w:tcPr>
+          <w:p>
+            <w:pPr>
+              <w:spacing w:after="40" w:line="288" w:lineRule="auto"/>
+            </w:pPr>
+            <w:r>
+              <w:rPr>
+                <w:rFonts w:ascii="Consolas" w:hAnsi="Consolas" w:eastAsia="宋体" w:cs="Consolas"/>
+                <w:b w:val="0"/>
+                <w:sz w:val="19"/>
+              </w:rPr>
+              <w:t>ai/context.py</w:t>
+            </w:r>
+            <w:r>
+              <w:rPr>
+                <w:rFonts w:ascii="Segoe UI" w:hAnsi="Segoe UI" w:eastAsia="微软雅黑" w:cs="Segoe UI"/>
+                <w:b w:val="0"/>
+                <w:sz w:val="19"/>
+              </w:rPr>
+              <w:t xml:space="preserve"> 只读引擎记录</w:t>
+            </w:r>
+          </w:p>
+        </w:tc>
+      </w:tr>
+      <w:tr>
+        <w:tc>
+          <w:tcPr>
+            <w:tcW w:type="dxa" w:w="3061"/>
+          </w:tcPr>
+          <w:p>
+            <w:pPr>
+              <w:spacing w:after="40" w:line="288" w:lineRule="auto"/>
+            </w:pPr>
+            <w:r>
+              <w:rPr>
+                <w:rFonts w:ascii="Segoe UI" w:hAnsi="Segoe UI" w:eastAsia="微软雅黑" w:cs="Segoe UI"/>
+                <w:b w:val="0"/>
+                <w:sz w:val="19"/>
+              </w:rPr>
+              <w:t>数据不足标未知、不编造</w:t>
+            </w:r>
+          </w:p>
+        </w:tc>
+        <w:tc>
+          <w:tcPr>
+            <w:tcW w:type="dxa" w:w="3061"/>
+          </w:tcPr>
+          <w:p>
+            <w:pPr>
+              <w:spacing w:after="40" w:line="288" w:lineRule="auto"/>
+            </w:pPr>
+            <w:r>
+              <w:rPr>
+                <w:rFonts w:ascii="Segoe UI" w:hAnsi="Segoe UI" w:eastAsia="微软雅黑" w:cs="Segoe UI"/>
+                <w:b w:val="0"/>
+                <w:sz w:val="19"/>
+              </w:rPr>
+              <w:t>✅</w:t>
+            </w:r>
+          </w:p>
+        </w:tc>
+        <w:tc>
+          <w:tcPr>
+            <w:tcW w:type="dxa" w:w="3061"/>
+          </w:tcPr>
+          <w:p>
+            <w:pPr>
+              <w:spacing w:after="40" w:line="288" w:lineRule="auto"/>
+            </w:pPr>
+            <w:r>
+              <w:rPr>
+                <w:rFonts w:ascii="Consolas" w:hAnsi="Consolas" w:eastAsia="宋体" w:cs="Consolas"/>
+                <w:b w:val="0"/>
+                <w:sz w:val="19"/>
+              </w:rPr>
+              <w:t>data_quality</w:t>
+            </w:r>
+            <w:r>
+              <w:rPr>
+                <w:rFonts w:ascii="Segoe UI" w:hAnsi="Segoe UI" w:eastAsia="微软雅黑" w:cs="Segoe UI"/>
+                <w:b w:val="0"/>
+                <w:sz w:val="19"/>
+              </w:rPr>
+              <w:t>、</w:t>
+            </w:r>
+            <w:r>
+              <w:rPr>
+                <w:rFonts w:ascii="Consolas" w:hAnsi="Consolas" w:eastAsia="宋体" w:cs="Consolas"/>
+                <w:b w:val="0"/>
+                <w:sz w:val="19"/>
+              </w:rPr>
+              <w:t>provenance</w:t>
+            </w:r>
+            <w:r>
+              <w:rPr>
+                <w:rFonts w:ascii="Segoe UI" w:hAnsi="Segoe UI" w:eastAsia="微软雅黑" w:cs="Segoe UI"/>
+                <w:b w:val="0"/>
+                <w:sz w:val="19"/>
+              </w:rPr>
+              <w:t>、提示词硬约束</w:t>
+            </w:r>
+          </w:p>
+        </w:tc>
+      </w:tr>
+      <w:tr>
+        <w:tc>
+          <w:tcPr>
+            <w:tcW w:type="dxa" w:w="3061"/>
+            <w:shd w:val="clear" w:color="auto" w:fill="F7F9FB"/>
+          </w:tcPr>
+          <w:p>
+            <w:pPr>
+              <w:spacing w:after="40" w:line="288" w:lineRule="auto"/>
+            </w:pPr>
+            <w:r>
+              <w:rPr>
+                <w:rFonts w:ascii="Segoe UI" w:hAnsi="Segoe UI" w:eastAsia="微软雅黑" w:cs="Segoe UI"/>
+                <w:b w:val="0"/>
+                <w:sz w:val="19"/>
+              </w:rPr>
+              <w:t>同一 seed 可复现</w:t>
+            </w:r>
+          </w:p>
+        </w:tc>
+        <w:tc>
+          <w:tcPr>
+            <w:tcW w:type="dxa" w:w="3061"/>
+            <w:shd w:val="clear" w:color="auto" w:fill="F7F9FB"/>
+          </w:tcPr>
+          <w:p>
+            <w:pPr>
+              <w:spacing w:after="40" w:line="288" w:lineRule="auto"/>
+            </w:pPr>
+            <w:r>
+              <w:rPr>
+                <w:rFonts w:ascii="Segoe UI" w:hAnsi="Segoe UI" w:eastAsia="微软雅黑" w:cs="Segoe UI"/>
+                <w:b w:val="0"/>
+                <w:sz w:val="19"/>
+              </w:rPr>
+              <w:t>✅</w:t>
+            </w:r>
+          </w:p>
+        </w:tc>
+        <w:tc>
+          <w:tcPr>
+            <w:tcW w:type="dxa" w:w="3061"/>
+            <w:shd w:val="clear" w:color="auto" w:fill="F7F9FB"/>
+          </w:tcPr>
+          <w:p>
+            <w:pPr>
+              <w:spacing w:after="40" w:line="288" w:lineRule="auto"/>
+            </w:pPr>
+            <w:r>
+              <w:rPr>
+                <w:rFonts w:ascii="Segoe UI" w:hAnsi="Segoe UI" w:eastAsia="微软雅黑" w:cs="Segoe UI"/>
+                <w:b w:val="0"/>
+                <w:sz w:val="19"/>
+              </w:rPr>
+              <w:t xml:space="preserve">引擎按 </w:t>
+            </w:r>
+            <w:r>
+              <w:rPr>
+                <w:rFonts w:ascii="Consolas" w:hAnsi="Consolas" w:eastAsia="宋体" w:cs="Consolas"/>
+                <w:b w:val="0"/>
+                <w:sz w:val="19"/>
+              </w:rPr>
+              <w:t>(seed, tick)</w:t>
+            </w:r>
+            <w:r>
+              <w:rPr>
+                <w:rFonts w:ascii="Segoe UI" w:hAnsi="Segoe UI" w:eastAsia="微软雅黑" w:cs="Segoe UI"/>
+                <w:b w:val="0"/>
+                <w:sz w:val="19"/>
+              </w:rPr>
+              <w:t xml:space="preserve"> 派生随机源，有测试</w:t>
+            </w:r>
+          </w:p>
+        </w:tc>
+      </w:tr>
+      <w:tr>
+        <w:tc>
+          <w:tcPr>
+            <w:tcW w:type="dxa" w:w="3061"/>
+          </w:tcPr>
+          <w:p>
+            <w:pPr>
+              <w:spacing w:after="40" w:line="288" w:lineRule="auto"/>
+            </w:pPr>
+            <w:r>
+              <w:rPr>
+                <w:rFonts w:ascii="Segoe UI" w:hAnsi="Segoe UI" w:eastAsia="微软雅黑" w:cs="Segoe UI"/>
+                <w:b w:val="0"/>
+                <w:sz w:val="19"/>
+              </w:rPr>
+              <w:t>分支隔离与对比</w:t>
+            </w:r>
+          </w:p>
+        </w:tc>
+        <w:tc>
+          <w:tcPr>
+            <w:tcW w:type="dxa" w:w="3061"/>
+          </w:tcPr>
+          <w:p>
+            <w:pPr>
+              <w:spacing w:after="40" w:line="288" w:lineRule="auto"/>
+            </w:pPr>
+            <w:r>
+              <w:rPr>
+                <w:rFonts w:ascii="Segoe UI" w:hAnsi="Segoe UI" w:eastAsia="微软雅黑" w:cs="Segoe UI"/>
+                <w:b w:val="0"/>
+                <w:sz w:val="19"/>
+              </w:rPr>
+              <w:t>✅</w:t>
+            </w:r>
+          </w:p>
+        </w:tc>
+        <w:tc>
+          <w:tcPr>
+            <w:tcW w:type="dxa" w:w="3061"/>
+          </w:tcPr>
+          <w:p>
+            <w:pPr>
+              <w:spacing w:after="40" w:line="288" w:lineRule="auto"/>
+            </w:pPr>
+            <w:r>
+              <w:rPr>
+                <w:rFonts w:ascii="Consolas" w:hAnsi="Consolas" w:eastAsia="宋体" w:cs="Consolas"/>
+                <w:b w:val="0"/>
+                <w:sz w:val="19"/>
+              </w:rPr>
+              <w:t>fork_branch</w:t>
+            </w:r>
+            <w:r>
+              <w:rPr>
+                <w:rFonts w:ascii="Segoe UI" w:hAnsi="Segoe UI" w:eastAsia="微软雅黑" w:cs="Segoe UI"/>
+                <w:b w:val="0"/>
+                <w:sz w:val="19"/>
+              </w:rPr>
+              <w:t>、</w:t>
+            </w:r>
+            <w:r>
+              <w:rPr>
+                <w:rFonts w:ascii="Consolas" w:hAnsi="Consolas" w:eastAsia="宋体" w:cs="Consolas"/>
+                <w:b w:val="0"/>
+                <w:sz w:val="19"/>
+              </w:rPr>
+              <w:t>compare_branches</w:t>
+            </w:r>
+          </w:p>
+        </w:tc>
+      </w:tr>
+      <w:tr>
+        <w:tc>
+          <w:tcPr>
+            <w:tcW w:type="dxa" w:w="3061"/>
+            <w:shd w:val="clear" w:color="auto" w:fill="F7F9FB"/>
+          </w:tcPr>
+          <w:p>
+            <w:pPr>
+              <w:spacing w:after="40" w:line="288" w:lineRule="auto"/>
+            </w:pPr>
+            <w:r>
+              <w:rPr>
+                <w:rFonts w:ascii="Segoe UI" w:hAnsi="Segoe UI" w:eastAsia="微软雅黑" w:cs="Segoe UI"/>
+                <w:b w:val="0"/>
+                <w:sz w:val="19"/>
+              </w:rPr>
+              <w:t>用户干预</w:t>
+            </w:r>
+          </w:p>
+        </w:tc>
+        <w:tc>
+          <w:tcPr>
+            <w:tcW w:type="dxa" w:w="3061"/>
+            <w:shd w:val="clear" w:color="auto" w:fill="F7F9FB"/>
+          </w:tcPr>
+          <w:p>
+            <w:pPr>
+              <w:spacing w:after="40" w:line="288" w:lineRule="auto"/>
+            </w:pPr>
+            <w:r>
+              <w:rPr>
+                <w:rFonts w:ascii="Segoe UI" w:hAnsi="Segoe UI" w:eastAsia="微软雅黑" w:cs="Segoe UI"/>
+                <w:b w:val="0"/>
+                <w:sz w:val="19"/>
+              </w:rPr>
+              <w:t>✅</w:t>
+            </w:r>
+          </w:p>
+        </w:tc>
+        <w:tc>
+          <w:tcPr>
+            <w:tcW w:type="dxa" w:w="3061"/>
+            <w:shd w:val="clear" w:color="auto" w:fill="F7F9FB"/>
+          </w:tcPr>
+          <w:p>
+            <w:pPr>
+              <w:spacing w:after="40" w:line="288" w:lineRule="auto"/>
+            </w:pPr>
+            <w:r>
+              <w:rPr>
+                <w:rFonts w:ascii="Consolas" w:hAnsi="Consolas" w:eastAsia="宋体" w:cs="Consolas"/>
+                <w:b w:val="0"/>
+                <w:sz w:val="19"/>
+              </w:rPr>
+              <w:t>apply_action</w:t>
+            </w:r>
+            <w:r>
+              <w:rPr>
+                <w:rFonts w:ascii="Segoe UI" w:hAnsi="Segoe UI" w:eastAsia="微软雅黑" w:cs="Segoe UI"/>
+                <w:b w:val="0"/>
+                <w:sz w:val="19"/>
+              </w:rPr>
+              <w:t>（歉收/赈济/税改）</w:t>
+            </w:r>
+          </w:p>
+        </w:tc>
+      </w:tr>
+      <w:tr>
+        <w:tc>
+          <w:tcPr>
+            <w:tcW w:type="dxa" w:w="3061"/>
+          </w:tcPr>
+          <w:p>
+            <w:pPr>
+              <w:spacing w:after="40" w:line="288" w:lineRule="auto"/>
+            </w:pPr>
+            <w:r>
+              <w:rPr>
+                <w:rFonts w:ascii="Segoe UI" w:hAnsi="Segoe UI" w:eastAsia="微软雅黑" w:cs="Segoe UI"/>
+                <w:b w:val="0"/>
+                <w:sz w:val="19"/>
+              </w:rPr>
+              <w:t>BYOK：用户自带模型</w:t>
+            </w:r>
+          </w:p>
+        </w:tc>
+        <w:tc>
+          <w:tcPr>
+            <w:tcW w:type="dxa" w:w="3061"/>
+          </w:tcPr>
+          <w:p>
+            <w:pPr>
+              <w:spacing w:after="40" w:line="288" w:lineRule="auto"/>
+            </w:pPr>
+            <w:r>
+              <w:rPr>
+                <w:rFonts w:ascii="Segoe UI" w:hAnsi="Segoe UI" w:eastAsia="微软雅黑" w:cs="Segoe UI"/>
+                <w:b w:val="0"/>
+                <w:sz w:val="19"/>
+              </w:rPr>
+              <w:t>✅</w:t>
+            </w:r>
+          </w:p>
+        </w:tc>
+        <w:tc>
+          <w:tcPr>
+            <w:tcW w:type="dxa" w:w="3061"/>
+          </w:tcPr>
+          <w:p>
+            <w:pPr>
+              <w:spacing w:after="40" w:line="288" w:lineRule="auto"/>
+            </w:pPr>
+            <w:r>
+              <w:rPr>
+                <w:rFonts w:ascii="Consolas" w:hAnsi="Consolas" w:eastAsia="宋体" w:cs="Consolas"/>
+                <w:b w:val="0"/>
+                <w:sz w:val="19"/>
+              </w:rPr>
+              <w:t>ai/providers.py</w:t>
+            </w:r>
+            <w:r>
+              <w:rPr>
+                <w:rFonts w:ascii="Segoe UI" w:hAnsi="Segoe UI" w:eastAsia="微软雅黑" w:cs="Segoe UI"/>
+                <w:b w:val="0"/>
+                <w:sz w:val="19"/>
+              </w:rPr>
+              <w:t>，Key 不落库</w:t>
+            </w:r>
+          </w:p>
+        </w:tc>
+      </w:tr>
+    </w:tbl>
+    <w:p>
+      <w:pPr>
+        <w:spacing w:after="40"/>
+      </w:pPr>
+    </w:p>
+    <w:p>
+      <w:r>
+        <w:rPr>
+          <w:rFonts w:ascii="Segoe UI" w:hAnsi="Segoe UI" w:eastAsia="微软雅黑" w:cs="Segoe UI"/>
+          <w:b w:val="0"/>
+          <w:sz w:val="21"/>
+        </w:rPr>
+        <w:t>仍未完成、且不在第一阶段范围内的：用户自建世界、创意工坊、多人协作、人物级模拟。</w:t>
       </w:r>
     </w:p>
     <w:p>

--- a/docs/WorldBranch_项目总设计文档.docx
+++ b/docs/WorldBranch_项目总设计文档.docx
@@ -252,7 +252,687 @@
           <w:color w:val="444444"/>
           <w:sz w:val="19"/>
         </w:rPr>
-        <w:t>版本：v1.0（与实现对齐） 日期：2026-10-27 状态：第一阶段核心能力已实现，部分扩展项待定 适用对象：单人开发者 + AI 协作 文档定位：项目后续开发的基础依据，不是最终方案</w:t>
+        <w:t>版本：v2.0（定位调整为「唐史推演器」） 日期：2026-10-27 状态：安史之乱切片（755–763）已可完整推演 适用对象：单人开发者 + AI 协作 文档定位：项目后续开发的基础依据，不是最终方案</w:t>
+      </w:r>
+    </w:p>
+    <w:p>
+      <w:pPr>
+        <w:pStyle w:val="Heading1"/>
+      </w:pPr>
+      <w:r>
+        <w:rPr>
+          <w:rFonts w:ascii="Segoe UI" w:hAnsi="Segoe UI" w:eastAsia="微软雅黑" w:cs="Segoe UI"/>
+          <w:b/>
+          <w:color w:val="1F4E79"/>
+          <w:sz w:val="27"/>
+        </w:rPr>
+        <w:t>0.0 定位调整（v2.0）</w:t>
+      </w:r>
+    </w:p>
+    <w:p>
+      <w:r>
+        <w:rPr>
+          <w:rFonts w:ascii="Segoe UI" w:hAnsi="Segoe UI" w:eastAsia="微软雅黑" w:cs="Segoe UI"/>
+          <w:b/>
+          <w:sz w:val="21"/>
+        </w:rPr>
+        <w:t>v1.0 的定位</w:t>
+      </w:r>
+      <w:r>
+        <w:rPr>
+          <w:rFonts w:ascii="Segoe UI" w:hAnsi="Segoe UI" w:eastAsia="微软雅黑" w:cs="Segoe UI"/>
+          <w:b w:val="0"/>
+          <w:sz w:val="21"/>
+        </w:rPr>
+        <w:t>是"一个能模拟任何世界的通用引擎"。实施后发现两个问题：</w:t>
+      </w:r>
+    </w:p>
+    <w:p>
+      <w:pPr>
+        <w:pStyle w:val="ListNumber"/>
+        <w:ind w:left="425"/>
+      </w:pPr>
+      <w:r>
+        <w:rPr>
+          <w:rFonts w:ascii="Segoe UI" w:hAnsi="Segoe UI" w:eastAsia="微软雅黑" w:cs="Segoe UI"/>
+          <w:b/>
+          <w:sz w:val="21"/>
+        </w:rPr>
+        <w:t>通用引擎最难证明价值</w:t>
+      </w:r>
+      <w:r>
+        <w:rPr>
+          <w:rFonts w:ascii="Segoe UI" w:hAnsi="Segoe UI" w:eastAsia="微软雅黑" w:cs="Segoe UI"/>
+          <w:b w:val="0"/>
+          <w:sz w:val="21"/>
+        </w:rPr>
+        <w:t>——"这个引擎能干什么"不是用户的问题；</w:t>
+      </w:r>
+    </w:p>
+    <w:p>
+      <w:pPr>
+        <w:pStyle w:val="ListNumber"/>
+        <w:ind w:left="425"/>
+      </w:pPr>
+      <w:r>
+        <w:rPr>
+          <w:rFonts w:ascii="Segoe UI" w:hAnsi="Segoe UI" w:eastAsia="微软雅黑" w:cs="Segoe UI"/>
+          <w:b/>
+          <w:sz w:val="21"/>
+        </w:rPr>
+        <w:t>广度摊薄了可信度</w:t>
+      </w:r>
+      <w:r>
+        <w:rPr>
+          <w:rFonts w:ascii="Segoe UI" w:hAnsi="Segoe UI" w:eastAsia="微软雅黑" w:cs="Segoe UI"/>
+          <w:b w:val="0"/>
+          <w:sz w:val="21"/>
+        </w:rPr>
+        <w:t>——规则通用到什么都能算，也就什么都算不准。</w:t>
+      </w:r>
+    </w:p>
+    <w:p>
+      <w:r>
+        <w:rPr>
+          <w:rFonts w:ascii="Segoe UI" w:hAnsi="Segoe UI" w:eastAsia="微软雅黑" w:cs="Segoe UI"/>
+          <w:b/>
+          <w:sz w:val="21"/>
+        </w:rPr>
+        <w:t>v2.0 的定位</w:t>
+      </w:r>
+      <w:r>
+        <w:rPr>
+          <w:rFonts w:ascii="Segoe UI" w:hAnsi="Segoe UI" w:eastAsia="微软雅黑" w:cs="Segoe UI"/>
+          <w:b w:val="0"/>
+          <w:sz w:val="21"/>
+        </w:rPr>
+        <w:t>：</w:t>
+      </w:r>
+      <w:r>
+        <w:rPr>
+          <w:rFonts w:ascii="Segoe UI" w:hAnsi="Segoe UI" w:eastAsia="微软雅黑" w:cs="Segoe UI"/>
+          <w:b/>
+          <w:sz w:val="21"/>
+        </w:rPr>
+        <w:t>唐史推演器</w:t>
+      </w:r>
+      <w:r>
+        <w:rPr>
+          <w:rFonts w:ascii="Segoe UI" w:hAnsi="Segoe UI" w:eastAsia="微软雅黑" w:cs="Segoe UI"/>
+          <w:b w:val="0"/>
+          <w:sz w:val="21"/>
+        </w:rPr>
+        <w:t>——给定真实的历史起点，你改一个决策，看历史怎么分叉，</w:t>
+      </w:r>
+    </w:p>
+    <w:p>
+      <w:r>
+        <w:rPr>
+          <w:rFonts w:ascii="Segoe UI" w:hAnsi="Segoe UI" w:eastAsia="微软雅黑" w:cs="Segoe UI"/>
+          <w:b w:val="0"/>
+          <w:sz w:val="21"/>
+        </w:rPr>
+        <w:t>重点在"因果是否经得起推敲"。</w:t>
+      </w:r>
+    </w:p>
+    <w:p>
+      <w:r>
+        <w:rPr>
+          <w:rFonts w:ascii="Segoe UI" w:hAnsi="Segoe UI" w:eastAsia="微软雅黑" w:cs="Segoe UI"/>
+          <w:b w:val="0"/>
+          <w:sz w:val="21"/>
+        </w:rPr>
+        <w:t>由此产生的取舍：</w:t>
+      </w:r>
+    </w:p>
+    <w:tbl>
+      <w:tblPr>
+        <w:tblStyle w:val="TableGrid"/>
+        <w:tblW w:type="auto" w:w="0"/>
+        <w:jc w:val="center"/>
+        <w:tblLayout w:type="fixed"/>
+        <w:tblLook w:firstColumn="1" w:firstRow="1" w:lastColumn="0" w:lastRow="0" w:noHBand="0" w:noVBand="1" w:val="04A0"/>
+      </w:tblPr>
+      <w:tblGrid>
+        <w:gridCol w:w="3061"/>
+        <w:gridCol w:w="3061"/>
+        <w:gridCol w:w="3061"/>
+      </w:tblGrid>
+      <w:tr>
+        <w:trPr>
+          <w:tblHeader w:val="true"/>
+        </w:trPr>
+        <w:tc>
+          <w:tcPr>
+            <w:tcW w:type="dxa" w:w="3061"/>
+            <w:shd w:val="clear" w:color="auto" w:fill="EAF1F8"/>
+          </w:tcPr>
+          <w:p>
+            <w:pPr>
+              <w:spacing w:after="40" w:line="288" w:lineRule="auto"/>
+            </w:pPr>
+            <w:r>
+              <w:rPr>
+                <w:rFonts w:ascii="Segoe UI" w:hAnsi="Segoe UI" w:eastAsia="微软雅黑" w:cs="Segoe UI"/>
+                <w:b/>
+                <w:color w:val="1F4E79"/>
+                <w:sz w:val="19"/>
+              </w:rPr>
+              <w:t>项</w:t>
+            </w:r>
+          </w:p>
+        </w:tc>
+        <w:tc>
+          <w:tcPr>
+            <w:tcW w:type="dxa" w:w="3061"/>
+            <w:shd w:val="clear" w:color="auto" w:fill="EAF1F8"/>
+          </w:tcPr>
+          <w:p>
+            <w:pPr>
+              <w:spacing w:after="40" w:line="288" w:lineRule="auto"/>
+            </w:pPr>
+            <w:r>
+              <w:rPr>
+                <w:rFonts w:ascii="Segoe UI" w:hAnsi="Segoe UI" w:eastAsia="微软雅黑" w:cs="Segoe UI"/>
+                <w:b/>
+                <w:color w:val="1F4E79"/>
+                <w:sz w:val="19"/>
+              </w:rPr>
+              <w:t>v1.0</w:t>
+            </w:r>
+          </w:p>
+        </w:tc>
+        <w:tc>
+          <w:tcPr>
+            <w:tcW w:type="dxa" w:w="3061"/>
+            <w:shd w:val="clear" w:color="auto" w:fill="EAF1F8"/>
+          </w:tcPr>
+          <w:p>
+            <w:pPr>
+              <w:spacing w:after="40" w:line="288" w:lineRule="auto"/>
+            </w:pPr>
+            <w:r>
+              <w:rPr>
+                <w:rFonts w:ascii="Segoe UI" w:hAnsi="Segoe UI" w:eastAsia="微软雅黑" w:cs="Segoe UI"/>
+                <w:b/>
+                <w:color w:val="1F4E79"/>
+                <w:sz w:val="19"/>
+              </w:rPr>
+              <w:t>v2.0</w:t>
+            </w:r>
+          </w:p>
+        </w:tc>
+      </w:tr>
+      <w:tr>
+        <w:tc>
+          <w:tcPr>
+            <w:tcW w:type="dxa" w:w="3061"/>
+          </w:tcPr>
+          <w:p>
+            <w:pPr>
+              <w:spacing w:after="40" w:line="288" w:lineRule="auto"/>
+            </w:pPr>
+            <w:r>
+              <w:rPr>
+                <w:rFonts w:ascii="Segoe UI" w:hAnsi="Segoe UI" w:eastAsia="微软雅黑" w:cs="Segoe UI"/>
+                <w:b w:val="0"/>
+                <w:sz w:val="19"/>
+              </w:rPr>
+              <w:t>范围</w:t>
+            </w:r>
+          </w:p>
+        </w:tc>
+        <w:tc>
+          <w:tcPr>
+            <w:tcW w:type="dxa" w:w="3061"/>
+          </w:tcPr>
+          <w:p>
+            <w:pPr>
+              <w:spacing w:after="40" w:line="288" w:lineRule="auto"/>
+            </w:pPr>
+            <w:r>
+              <w:rPr>
+                <w:rFonts w:ascii="Segoe UI" w:hAnsi="Segoe UI" w:eastAsia="微软雅黑" w:cs="Segoe UI"/>
+                <w:b w:val="0"/>
+                <w:sz w:val="19"/>
+              </w:rPr>
+              <w:t>任意世界</w:t>
+            </w:r>
+          </w:p>
+        </w:tc>
+        <w:tc>
+          <w:tcPr>
+            <w:tcW w:type="dxa" w:w="3061"/>
+          </w:tcPr>
+          <w:p>
+            <w:pPr>
+              <w:spacing w:after="40" w:line="288" w:lineRule="auto"/>
+            </w:pPr>
+            <w:r>
+              <w:rPr>
+                <w:rFonts w:ascii="Segoe UI" w:hAnsi="Segoe UI" w:eastAsia="微软雅黑" w:cs="Segoe UI"/>
+                <w:b w:val="0"/>
+                <w:sz w:val="19"/>
+              </w:rPr>
+              <w:t>只做安史之乱八年（755–763），做深做透</w:t>
+            </w:r>
+          </w:p>
+        </w:tc>
+      </w:tr>
+      <w:tr>
+        <w:tc>
+          <w:tcPr>
+            <w:tcW w:type="dxa" w:w="3061"/>
+            <w:shd w:val="clear" w:color="auto" w:fill="F7F9FB"/>
+          </w:tcPr>
+          <w:p>
+            <w:pPr>
+              <w:spacing w:after="40" w:line="288" w:lineRule="auto"/>
+            </w:pPr>
+            <w:r>
+              <w:rPr>
+                <w:rFonts w:ascii="Segoe UI" w:hAnsi="Segoe UI" w:eastAsia="微软雅黑" w:cs="Segoe UI"/>
+                <w:b w:val="0"/>
+                <w:sz w:val="19"/>
+              </w:rPr>
+              <w:t>内容</w:t>
+            </w:r>
+          </w:p>
+        </w:tc>
+        <w:tc>
+          <w:tcPr>
+            <w:tcW w:type="dxa" w:w="3061"/>
+            <w:shd w:val="clear" w:color="auto" w:fill="F7F9FB"/>
+          </w:tcPr>
+          <w:p>
+            <w:pPr>
+              <w:spacing w:after="40" w:line="288" w:lineRule="auto"/>
+            </w:pPr>
+            <w:r>
+              <w:rPr>
+                <w:rFonts w:ascii="Segoe UI" w:hAnsi="Segoe UI" w:eastAsia="微软雅黑" w:cs="Segoe UI"/>
+                <w:b w:val="0"/>
+                <w:sz w:val="19"/>
+              </w:rPr>
+              <w:t>通用规则 + 唐朝数据包</w:t>
+            </w:r>
+          </w:p>
+        </w:tc>
+        <w:tc>
+          <w:tcPr>
+            <w:tcW w:type="dxa" w:w="3061"/>
+            <w:shd w:val="clear" w:color="auto" w:fill="F7F9FB"/>
+          </w:tcPr>
+          <w:p>
+            <w:pPr>
+              <w:spacing w:after="40" w:line="288" w:lineRule="auto"/>
+            </w:pPr>
+            <w:r>
+              <w:rPr>
+                <w:rFonts w:ascii="Segoe UI" w:hAnsi="Segoe UI" w:eastAsia="微软雅黑" w:cs="Segoe UI"/>
+                <w:b w:val="0"/>
+                <w:sz w:val="19"/>
+              </w:rPr>
+              <w:t>人物、官职、军队、州郡、史实年表即核心资产</w:t>
+            </w:r>
+          </w:p>
+        </w:tc>
+      </w:tr>
+      <w:tr>
+        <w:tc>
+          <w:tcPr>
+            <w:tcW w:type="dxa" w:w="3061"/>
+          </w:tcPr>
+          <w:p>
+            <w:pPr>
+              <w:spacing w:after="40" w:line="288" w:lineRule="auto"/>
+            </w:pPr>
+            <w:r>
+              <w:rPr>
+                <w:rFonts w:ascii="Segoe UI" w:hAnsi="Segoe UI" w:eastAsia="微软雅黑" w:cs="Segoe UI"/>
+                <w:b w:val="0"/>
+                <w:sz w:val="19"/>
+              </w:rPr>
+              <w:t>质量标准</w:t>
+            </w:r>
+          </w:p>
+        </w:tc>
+        <w:tc>
+          <w:tcPr>
+            <w:tcW w:type="dxa" w:w="3061"/>
+          </w:tcPr>
+          <w:p>
+            <w:pPr>
+              <w:spacing w:after="40" w:line="288" w:lineRule="auto"/>
+            </w:pPr>
+            <w:r>
+              <w:rPr>
+                <w:rFonts w:ascii="Segoe UI" w:hAnsi="Segoe UI" w:eastAsia="微软雅黑" w:cs="Segoe UI"/>
+                <w:b w:val="0"/>
+                <w:sz w:val="19"/>
+              </w:rPr>
+              <w:t>规则自洽</w:t>
+            </w:r>
+          </w:p>
+        </w:tc>
+        <w:tc>
+          <w:tcPr>
+            <w:tcW w:type="dxa" w:w="3061"/>
+          </w:tcPr>
+          <w:p>
+            <w:pPr>
+              <w:spacing w:after="40" w:line="288" w:lineRule="auto"/>
+            </w:pPr>
+            <w:r>
+              <w:rPr>
+                <w:rFonts w:ascii="Segoe UI" w:hAnsi="Segoe UI" w:eastAsia="微软雅黑" w:cs="Segoe UI"/>
+                <w:b w:val="0"/>
+                <w:sz w:val="19"/>
+              </w:rPr>
+              <w:t>推演结果在</w:t>
+            </w:r>
+            <w:r>
+              <w:rPr>
+                <w:rFonts w:ascii="Segoe UI" w:hAnsi="Segoe UI" w:eastAsia="微软雅黑" w:cs="Segoe UI"/>
+                <w:b/>
+                <w:sz w:val="19"/>
+              </w:rPr>
+              <w:t>史理</w:t>
+            </w:r>
+            <w:r>
+              <w:rPr>
+                <w:rFonts w:ascii="Segoe UI" w:hAnsi="Segoe UI" w:eastAsia="微软雅黑" w:cs="Segoe UI"/>
+                <w:b w:val="0"/>
+                <w:sz w:val="19"/>
+              </w:rPr>
+              <w:t>上说得通</w:t>
+            </w:r>
+          </w:p>
+        </w:tc>
+      </w:tr>
+      <w:tr>
+        <w:tc>
+          <w:tcPr>
+            <w:tcW w:type="dxa" w:w="3061"/>
+            <w:shd w:val="clear" w:color="auto" w:fill="F7F9FB"/>
+          </w:tcPr>
+          <w:p>
+            <w:pPr>
+              <w:spacing w:after="40" w:line="288" w:lineRule="auto"/>
+            </w:pPr>
+            <w:r>
+              <w:rPr>
+                <w:rFonts w:ascii="Segoe UI" w:hAnsi="Segoe UI" w:eastAsia="微软雅黑" w:cs="Segoe UI"/>
+                <w:b w:val="0"/>
+                <w:sz w:val="19"/>
+              </w:rPr>
+              <w:t>用户的问题</w:t>
+            </w:r>
+          </w:p>
+        </w:tc>
+        <w:tc>
+          <w:tcPr>
+            <w:tcW w:type="dxa" w:w="3061"/>
+            <w:shd w:val="clear" w:color="auto" w:fill="F7F9FB"/>
+          </w:tcPr>
+          <w:p>
+            <w:pPr>
+              <w:spacing w:after="40" w:line="288" w:lineRule="auto"/>
+            </w:pPr>
+            <w:r>
+              <w:rPr>
+                <w:rFonts w:ascii="Segoe UI" w:hAnsi="Segoe UI" w:eastAsia="微软雅黑" w:cs="Segoe UI"/>
+                <w:b w:val="0"/>
+                <w:sz w:val="19"/>
+              </w:rPr>
+              <w:t>这个引擎能干什么</w:t>
+            </w:r>
+          </w:p>
+        </w:tc>
+        <w:tc>
+          <w:tcPr>
+            <w:tcW w:type="dxa" w:w="3061"/>
+            <w:shd w:val="clear" w:color="auto" w:fill="F7F9FB"/>
+          </w:tcPr>
+          <w:p>
+            <w:pPr>
+              <w:spacing w:after="40" w:line="288" w:lineRule="auto"/>
+            </w:pPr>
+            <w:r>
+              <w:rPr>
+                <w:rFonts w:ascii="Segoe UI" w:hAnsi="Segoe UI" w:eastAsia="微软雅黑" w:cs="Segoe UI"/>
+                <w:b/>
+                <w:sz w:val="19"/>
+              </w:rPr>
+              <w:t>如果我当时那样做，会怎样</w:t>
+            </w:r>
+          </w:p>
+        </w:tc>
+      </w:tr>
+    </w:tbl>
+    <w:p>
+      <w:pPr>
+        <w:spacing w:after="40"/>
+      </w:pPr>
+    </w:p>
+    <w:p>
+      <w:r>
+        <w:rPr>
+          <w:rFonts w:ascii="Segoe UI" w:hAnsi="Segoe UI" w:eastAsia="微软雅黑" w:cs="Segoe UI"/>
+          <w:b w:val="0"/>
+          <w:sz w:val="21"/>
+        </w:rPr>
+        <w:t>v1.0 的通用能力（粮食—财政—民变链条、多尺度、分支对比、AI 分析）</w:t>
+      </w:r>
+    </w:p>
+    <w:p>
+      <w:r>
+        <w:rPr>
+          <w:rFonts w:ascii="Segoe UI" w:hAnsi="Segoe UI" w:eastAsia="微软雅黑" w:cs="Segoe UI"/>
+          <w:b w:val="0"/>
+          <w:sz w:val="21"/>
+        </w:rPr>
+        <w:t>作为</w:t>
+      </w:r>
+      <w:r>
+        <w:rPr>
+          <w:rFonts w:ascii="Segoe UI" w:hAnsi="Segoe UI" w:eastAsia="微软雅黑" w:cs="Segoe UI"/>
+          <w:b/>
+          <w:sz w:val="21"/>
+        </w:rPr>
+        <w:t>引擎基线</w:t>
+      </w:r>
+      <w:r>
+        <w:rPr>
+          <w:rFonts w:ascii="Segoe UI" w:hAnsi="Segoe UI" w:eastAsia="微软雅黑" w:cs="Segoe UI"/>
+          <w:b w:val="0"/>
+          <w:sz w:val="21"/>
+        </w:rPr>
+        <w:t>保留在 tang_750 世界，用于回归验证；但不作为产品方向继续扩展。</w:t>
+      </w:r>
+    </w:p>
+    <w:p>
+      <w:pPr>
+        <w:pStyle w:val="Heading2"/>
+      </w:pPr>
+      <w:r>
+        <w:rPr>
+          <w:rFonts w:ascii="Segoe UI" w:hAnsi="Segoe UI" w:eastAsia="微软雅黑" w:cs="Segoe UI"/>
+          <w:b/>
+          <w:color w:val="333333"/>
+          <w:sz w:val="23"/>
+        </w:rPr>
+        <w:t>史实不等于剧本</w:t>
+      </w:r>
+    </w:p>
+    <w:p>
+      <w:r>
+        <w:rPr>
+          <w:rFonts w:ascii="Segoe UI" w:hAnsi="Segoe UI" w:eastAsia="微软雅黑" w:cs="Segoe UI"/>
+          <w:b w:val="0"/>
+          <w:sz w:val="21"/>
+        </w:rPr>
+        <w:t>v2.0 最重要的机制：</w:t>
+      </w:r>
+      <w:r>
+        <w:rPr>
+          <w:rFonts w:ascii="Segoe UI" w:hAnsi="Segoe UI" w:eastAsia="微软雅黑" w:cs="Segoe UI"/>
+          <w:b/>
+          <w:sz w:val="21"/>
+        </w:rPr>
+        <w:t>史实事件带前提</w:t>
+      </w:r>
+      <w:r>
+        <w:rPr>
+          <w:rFonts w:ascii="Segoe UI" w:hAnsi="Segoe UI" w:eastAsia="微软雅黑" w:cs="Segoe UI"/>
+          <w:b w:val="0"/>
+          <w:sz w:val="21"/>
+        </w:rPr>
+        <w:t>。</w:t>
+      </w:r>
+    </w:p>
+    <w:p>
+      <w:r>
+        <w:rPr>
+          <w:rFonts w:ascii="Segoe UI" w:hAnsi="Segoe UI" w:eastAsia="微软雅黑" w:cs="Segoe UI"/>
+          <w:b w:val="0"/>
+          <w:sz w:val="21"/>
+        </w:rPr>
+        <w:t>```python</w:t>
+      </w:r>
+    </w:p>
+    <w:p>
+      <w:r>
+        <w:rPr>
+          <w:rFonts w:ascii="Segoe UI" w:hAnsi="Segoe UI" w:eastAsia="微软雅黑" w:cs="Segoe UI"/>
+          <w:b w:val="0"/>
+          <w:sz w:val="21"/>
+        </w:rPr>
+        <w:t>{"key": "tongguan_falls",</w:t>
+      </w:r>
+    </w:p>
+    <w:p>
+      <w:r>
+        <w:rPr>
+          <w:rFonts w:ascii="Segoe UI" w:hAnsi="Segoe UI" w:eastAsia="微软雅黑" w:cs="Segoe UI"/>
+          <w:b w:val="0"/>
+          <w:sz w:val="21"/>
+        </w:rPr>
+        <w:t>"conditions": {"region_held": "tongguan", "character_alive": "geshu_han"},</w:t>
+      </w:r>
+    </w:p>
+    <w:p>
+      <w:r>
+        <w:rPr>
+          <w:rFonts w:ascii="Segoe UI" w:hAnsi="Segoe UI" w:eastAsia="微软雅黑" w:cs="Segoe UI"/>
+          <w:b w:val="0"/>
+          <w:sz w:val="21"/>
+        </w:rPr>
+        <w:t>"divergence_note": "潼关未失，长安暂安。",</w:t>
+      </w:r>
+    </w:p>
+    <w:p>
+      <w:r>
+        <w:rPr>
+          <w:rFonts w:ascii="Segoe UI" w:hAnsi="Segoe UI" w:eastAsia="微软雅黑" w:cs="Segoe UI"/>
+          <w:b w:val="0"/>
+          <w:sz w:val="21"/>
+        </w:rPr>
+        <w:t>"source": "《资治通鉴》卷二一八"}</w:t>
+      </w:r>
+    </w:p>
+    <w:p>
+      <w:r>
+        <w:rPr>
+          <w:rFonts w:ascii="Consolas" w:hAnsi="Consolas" w:eastAsia="宋体" w:cs="Consolas"/>
+          <w:b w:val="0"/>
+          <w:sz w:val="21"/>
+        </w:rPr>
+        <w:t>`</w:t>
+      </w:r>
+    </w:p>
+    <w:p>
+      <w:pPr>
+        <w:pStyle w:val="ListBullet"/>
+        <w:ind w:left="425"/>
+      </w:pPr>
+      <w:r>
+        <w:rPr>
+          <w:rFonts w:ascii="Segoe UI" w:hAnsi="Segoe UI" w:eastAsia="微软雅黑" w:cs="Segoe UI"/>
+          <w:b w:val="0"/>
+          <w:sz w:val="21"/>
+        </w:rPr>
+        <w:t>前提成立 → 按史载发生；</w:t>
+      </w:r>
+    </w:p>
+    <w:p>
+      <w:pPr>
+        <w:pStyle w:val="ListBullet"/>
+        <w:ind w:left="425"/>
+      </w:pPr>
+      <w:r>
+        <w:rPr>
+          <w:rFonts w:ascii="Segoe UI" w:hAnsi="Segoe UI" w:eastAsia="微软雅黑" w:cs="Segoe UI"/>
+          <w:b w:val="0"/>
+          <w:sz w:val="21"/>
+        </w:rPr>
+        <w:t>前提不成立 → 记为「改道」，并写明</w:t>
+      </w:r>
+      <w:r>
+        <w:rPr>
+          <w:rFonts w:ascii="Segoe UI" w:hAnsi="Segoe UI" w:eastAsia="微软雅黑" w:cs="Segoe UI"/>
+          <w:b/>
+          <w:sz w:val="21"/>
+        </w:rPr>
+        <w:t>为什么这段历史没走到那一步</w:t>
+      </w:r>
+      <w:r>
+        <w:rPr>
+          <w:rFonts w:ascii="Segoe UI" w:hAnsi="Segoe UI" w:eastAsia="微软雅黑" w:cs="Segoe UI"/>
+          <w:b w:val="0"/>
+          <w:sz w:val="21"/>
+        </w:rPr>
+        <w:t>；</w:t>
+      </w:r>
+    </w:p>
+    <w:p>
+      <w:pPr>
+        <w:pStyle w:val="ListBullet"/>
+        <w:ind w:left="425"/>
+      </w:pPr>
+      <w:r>
+        <w:rPr>
+          <w:rFonts w:ascii="Segoe UI" w:hAnsi="Segoe UI" w:eastAsia="微软雅黑" w:cs="Segoe UI"/>
+          <w:b w:val="0"/>
+          <w:sz w:val="21"/>
+        </w:rPr>
+        <w:t xml:space="preserve">带 </w:t>
+      </w:r>
+      <w:r>
+        <w:rPr>
+          <w:rFonts w:ascii="Consolas" w:hAnsi="Consolas" w:eastAsia="宋体" w:cs="Consolas"/>
+          <w:b w:val="0"/>
+          <w:sz w:val="21"/>
+        </w:rPr>
+        <w:t>fork</w:t>
+      </w:r>
+      <w:r>
+        <w:rPr>
+          <w:rFonts w:ascii="Segoe UI" w:hAnsi="Segoe UI" w:eastAsia="微软雅黑" w:cs="Segoe UI"/>
+          <w:b w:val="0"/>
+          <w:sz w:val="21"/>
+        </w:rPr>
+        <w:t xml:space="preserve"> 的事件 → 时间暂停，把决定权交给用户，选完再继续。</w:t>
+      </w:r>
+    </w:p>
+    <w:p>
+      <w:r>
+        <w:rPr>
+          <w:rFonts w:ascii="Segoe UI" w:hAnsi="Segoe UI" w:eastAsia="微软雅黑" w:cs="Segoe UI"/>
+          <w:b w:val="0"/>
+          <w:sz w:val="21"/>
+        </w:rPr>
+        <w:t>这样，"如果潼关不出去野战会怎样"这个问题是可以真的被推演、而不是被叙述的。</w:t>
       </w:r>
     </w:p>
     <w:p>
@@ -1417,7 +2097,7 @@
                 <w:b w:val="0"/>
                 <w:sz w:val="19"/>
               </w:rPr>
-              <w:t>BYOK：用户自带模型</w:t>
+              <w:t>开局情境与角色</w:t>
             </w:r>
           </w:p>
         </w:tc>
@@ -1453,6 +2133,252 @@
                 <w:b w:val="0"/>
                 <w:sz w:val="19"/>
               </w:rPr>
+              <w:t>World.scenario</w:t>
+            </w:r>
+            <w:r>
+              <w:rPr>
+                <w:rFonts w:ascii="Segoe UI" w:hAnsi="Segoe UI" w:eastAsia="微软雅黑" w:cs="Segoe UI"/>
+                <w:b w:val="0"/>
+                <w:sz w:val="19"/>
+              </w:rPr>
+              <w:t>、侧栏情境卡</w:t>
+            </w:r>
+          </w:p>
+        </w:tc>
+      </w:tr>
+      <w:tr>
+        <w:tc>
+          <w:tcPr>
+            <w:tcW w:type="dxa" w:w="3061"/>
+            <w:shd w:val="clear" w:color="auto" w:fill="F7F9FB"/>
+          </w:tcPr>
+          <w:p>
+            <w:pPr>
+              <w:spacing w:after="40" w:line="288" w:lineRule="auto"/>
+            </w:pPr>
+            <w:r>
+              <w:rPr>
+                <w:rFonts w:ascii="Segoe UI" w:hAnsi="Segoe UI" w:eastAsia="微软雅黑" w:cs="Segoe UI"/>
+                <w:b w:val="0"/>
+                <w:sz w:val="19"/>
+              </w:rPr>
+              <w:t>世界主动抛出决策</w:t>
+            </w:r>
+          </w:p>
+        </w:tc>
+        <w:tc>
+          <w:tcPr>
+            <w:tcW w:type="dxa" w:w="3061"/>
+            <w:shd w:val="clear" w:color="auto" w:fill="F7F9FB"/>
+          </w:tcPr>
+          <w:p>
+            <w:pPr>
+              <w:spacing w:after="40" w:line="288" w:lineRule="auto"/>
+            </w:pPr>
+            <w:r>
+              <w:rPr>
+                <w:rFonts w:ascii="Segoe UI" w:hAnsi="Segoe UI" w:eastAsia="微软雅黑" w:cs="Segoe UI"/>
+                <w:b w:val="0"/>
+                <w:sz w:val="19"/>
+              </w:rPr>
+              <w:t>✅</w:t>
+            </w:r>
+          </w:p>
+        </w:tc>
+        <w:tc>
+          <w:tcPr>
+            <w:tcW w:type="dxa" w:w="3061"/>
+            <w:shd w:val="clear" w:color="auto" w:fill="F7F9FB"/>
+          </w:tcPr>
+          <w:p>
+            <w:pPr>
+              <w:spacing w:after="40" w:line="288" w:lineRule="auto"/>
+            </w:pPr>
+            <w:r>
+              <w:rPr>
+                <w:rFonts w:ascii="Consolas" w:hAnsi="Consolas" w:eastAsia="宋体" w:cs="Consolas"/>
+                <w:b w:val="0"/>
+                <w:sz w:val="19"/>
+              </w:rPr>
+              <w:t>engine/decisions.py</w:t>
+            </w:r>
+            <w:r>
+              <w:rPr>
+                <w:rFonts w:ascii="Segoe UI" w:hAnsi="Segoe UI" w:eastAsia="微软雅黑" w:cs="Segoe UI"/>
+                <w:b w:val="0"/>
+                <w:sz w:val="19"/>
+              </w:rPr>
+              <w:t>，六类决策带后果选项</w:t>
+            </w:r>
+          </w:p>
+        </w:tc>
+      </w:tr>
+      <w:tr>
+        <w:tc>
+          <w:tcPr>
+            <w:tcW w:type="dxa" w:w="3061"/>
+          </w:tcPr>
+          <w:p>
+            <w:pPr>
+              <w:spacing w:after="40" w:line="288" w:lineRule="auto"/>
+            </w:pPr>
+            <w:r>
+              <w:rPr>
+                <w:rFonts w:ascii="Segoe UI" w:hAnsi="Segoe UI" w:eastAsia="微软雅黑" w:cs="Segoe UI"/>
+                <w:b w:val="0"/>
+                <w:sz w:val="19"/>
+              </w:rPr>
+              <w:t>推进后变化摘要</w:t>
+            </w:r>
+          </w:p>
+        </w:tc>
+        <w:tc>
+          <w:tcPr>
+            <w:tcW w:type="dxa" w:w="3061"/>
+          </w:tcPr>
+          <w:p>
+            <w:pPr>
+              <w:spacing w:after="40" w:line="288" w:lineRule="auto"/>
+            </w:pPr>
+            <w:r>
+              <w:rPr>
+                <w:rFonts w:ascii="Segoe UI" w:hAnsi="Segoe UI" w:eastAsia="微软雅黑" w:cs="Segoe UI"/>
+                <w:b w:val="0"/>
+                <w:sz w:val="19"/>
+              </w:rPr>
+              <w:t>✅</w:t>
+            </w:r>
+          </w:p>
+        </w:tc>
+        <w:tc>
+          <w:tcPr>
+            <w:tcW w:type="dxa" w:w="3061"/>
+          </w:tcPr>
+          <w:p>
+            <w:pPr>
+              <w:spacing w:after="40" w:line="288" w:lineRule="auto"/>
+            </w:pPr>
+            <w:r>
+              <w:rPr>
+                <w:rFonts w:ascii="Consolas" w:hAnsi="Consolas" w:eastAsia="宋体" w:cs="Consolas"/>
+                <w:b w:val="0"/>
+                <w:sz w:val="19"/>
+              </w:rPr>
+              <w:t>TickReport.changes</w:t>
+            </w:r>
+          </w:p>
+        </w:tc>
+      </w:tr>
+      <w:tr>
+        <w:tc>
+          <w:tcPr>
+            <w:tcW w:type="dxa" w:w="3061"/>
+            <w:shd w:val="clear" w:color="auto" w:fill="F7F9FB"/>
+          </w:tcPr>
+          <w:p>
+            <w:pPr>
+              <w:spacing w:after="40" w:line="288" w:lineRule="auto"/>
+            </w:pPr>
+            <w:r>
+              <w:rPr>
+                <w:rFonts w:ascii="Segoe UI" w:hAnsi="Segoe UI" w:eastAsia="微软雅黑" w:cs="Segoe UI"/>
+                <w:b w:val="0"/>
+                <w:sz w:val="19"/>
+              </w:rPr>
+              <w:t>五年结局评估</w:t>
+            </w:r>
+          </w:p>
+        </w:tc>
+        <w:tc>
+          <w:tcPr>
+            <w:tcW w:type="dxa" w:w="3061"/>
+            <w:shd w:val="clear" w:color="auto" w:fill="F7F9FB"/>
+          </w:tcPr>
+          <w:p>
+            <w:pPr>
+              <w:spacing w:after="40" w:line="288" w:lineRule="auto"/>
+            </w:pPr>
+            <w:r>
+              <w:rPr>
+                <w:rFonts w:ascii="Segoe UI" w:hAnsi="Segoe UI" w:eastAsia="微软雅黑" w:cs="Segoe UI"/>
+                <w:b w:val="0"/>
+                <w:sz w:val="19"/>
+              </w:rPr>
+              <w:t>✅</w:t>
+            </w:r>
+          </w:p>
+        </w:tc>
+        <w:tc>
+          <w:tcPr>
+            <w:tcW w:type="dxa" w:w="3061"/>
+            <w:shd w:val="clear" w:color="auto" w:fill="F7F9FB"/>
+          </w:tcPr>
+          <w:p>
+            <w:pPr>
+              <w:spacing w:after="40" w:line="288" w:lineRule="auto"/>
+            </w:pPr>
+            <w:r>
+              <w:rPr>
+                <w:rFonts w:ascii="Consolas" w:hAnsi="Consolas" w:eastAsia="宋体" w:cs="Consolas"/>
+                <w:b w:val="0"/>
+                <w:sz w:val="19"/>
+              </w:rPr>
+              <w:t>engine/ending.py</w:t>
+            </w:r>
+          </w:p>
+        </w:tc>
+      </w:tr>
+      <w:tr>
+        <w:tc>
+          <w:tcPr>
+            <w:tcW w:type="dxa" w:w="3061"/>
+          </w:tcPr>
+          <w:p>
+            <w:pPr>
+              <w:spacing w:after="40" w:line="288" w:lineRule="auto"/>
+            </w:pPr>
+            <w:r>
+              <w:rPr>
+                <w:rFonts w:ascii="Segoe UI" w:hAnsi="Segoe UI" w:eastAsia="微软雅黑" w:cs="Segoe UI"/>
+                <w:b w:val="0"/>
+                <w:sz w:val="19"/>
+              </w:rPr>
+              <w:t>BYOK：用户自带模型</w:t>
+            </w:r>
+          </w:p>
+        </w:tc>
+        <w:tc>
+          <w:tcPr>
+            <w:tcW w:type="dxa" w:w="3061"/>
+          </w:tcPr>
+          <w:p>
+            <w:pPr>
+              <w:spacing w:after="40" w:line="288" w:lineRule="auto"/>
+            </w:pPr>
+            <w:r>
+              <w:rPr>
+                <w:rFonts w:ascii="Segoe UI" w:hAnsi="Segoe UI" w:eastAsia="微软雅黑" w:cs="Segoe UI"/>
+                <w:b w:val="0"/>
+                <w:sz w:val="19"/>
+              </w:rPr>
+              <w:t>✅</w:t>
+            </w:r>
+          </w:p>
+        </w:tc>
+        <w:tc>
+          <w:tcPr>
+            <w:tcW w:type="dxa" w:w="3061"/>
+          </w:tcPr>
+          <w:p>
+            <w:pPr>
+              <w:spacing w:after="40" w:line="288" w:lineRule="auto"/>
+            </w:pPr>
+            <w:r>
+              <w:rPr>
+                <w:rFonts w:ascii="Consolas" w:hAnsi="Consolas" w:eastAsia="宋体" w:cs="Consolas"/>
+                <w:b w:val="0"/>
+                <w:sz w:val="19"/>
+              </w:rPr>
               <w:t>ai/providers.py</w:t>
             </w:r>
             <w:r>
@@ -1462,6 +2388,530 @@
                 <w:sz w:val="19"/>
               </w:rPr>
               <w:t>，Key 不落库</w:t>
+            </w:r>
+          </w:p>
+        </w:tc>
+      </w:tr>
+      <w:tr>
+        <w:tc>
+          <w:tcPr>
+            <w:tcW w:type="dxa" w:w="3061"/>
+            <w:shd w:val="clear" w:color="auto" w:fill="F7F9FB"/>
+          </w:tcPr>
+          <w:p>
+            <w:pPr>
+              <w:spacing w:after="40" w:line="288" w:lineRule="auto"/>
+            </w:pPr>
+            <w:r>
+              <w:rPr>
+                <w:rFonts w:ascii="Segoe UI" w:hAnsi="Segoe UI" w:eastAsia="微软雅黑" w:cs="Segoe UI"/>
+                <w:b/>
+                <w:sz w:val="19"/>
+              </w:rPr>
+              <w:t>唐史切片：人物 / 军队 / 州郡</w:t>
+            </w:r>
+          </w:p>
+        </w:tc>
+        <w:tc>
+          <w:tcPr>
+            <w:tcW w:type="dxa" w:w="3061"/>
+            <w:shd w:val="clear" w:color="auto" w:fill="F7F9FB"/>
+          </w:tcPr>
+          <w:p>
+            <w:pPr>
+              <w:spacing w:after="40" w:line="288" w:lineRule="auto"/>
+            </w:pPr>
+            <w:r>
+              <w:rPr>
+                <w:rFonts w:ascii="Segoe UI" w:hAnsi="Segoe UI" w:eastAsia="微软雅黑" w:cs="Segoe UI"/>
+                <w:b w:val="0"/>
+                <w:sz w:val="19"/>
+              </w:rPr>
+              <w:t>✅</w:t>
+            </w:r>
+          </w:p>
+        </w:tc>
+        <w:tc>
+          <w:tcPr>
+            <w:tcW w:type="dxa" w:w="3061"/>
+            <w:shd w:val="clear" w:color="auto" w:fill="F7F9FB"/>
+          </w:tcPr>
+          <w:p>
+            <w:pPr>
+              <w:spacing w:after="40" w:line="288" w:lineRule="auto"/>
+            </w:pPr>
+            <w:r>
+              <w:rPr>
+                <w:rFonts w:ascii="Consolas" w:hAnsi="Consolas" w:eastAsia="宋体" w:cs="Consolas"/>
+                <w:b w:val="0"/>
+                <w:sz w:val="19"/>
+              </w:rPr>
+              <w:t>tang_755</w:t>
+            </w:r>
+            <w:r>
+              <w:rPr>
+                <w:rFonts w:ascii="Segoe UI" w:hAnsi="Segoe UI" w:eastAsia="微软雅黑" w:cs="Segoe UI"/>
+                <w:b w:val="0"/>
+                <w:sz w:val="19"/>
+              </w:rPr>
+              <w:t>、17 人、8 军、8 州郡</w:t>
+            </w:r>
+          </w:p>
+        </w:tc>
+      </w:tr>
+      <w:tr>
+        <w:tc>
+          <w:tcPr>
+            <w:tcW w:type="dxa" w:w="3061"/>
+          </w:tcPr>
+          <w:p>
+            <w:pPr>
+              <w:spacing w:after="40" w:line="288" w:lineRule="auto"/>
+            </w:pPr>
+            <w:r>
+              <w:rPr>
+                <w:rFonts w:ascii="Segoe UI" w:hAnsi="Segoe UI" w:eastAsia="微软雅黑" w:cs="Segoe UI"/>
+                <w:b/>
+                <w:sz w:val="19"/>
+              </w:rPr>
+              <w:t>史实事件带前提、可改道</w:t>
+            </w:r>
+          </w:p>
+        </w:tc>
+        <w:tc>
+          <w:tcPr>
+            <w:tcW w:type="dxa" w:w="3061"/>
+          </w:tcPr>
+          <w:p>
+            <w:pPr>
+              <w:spacing w:after="40" w:line="288" w:lineRule="auto"/>
+            </w:pPr>
+            <w:r>
+              <w:rPr>
+                <w:rFonts w:ascii="Segoe UI" w:hAnsi="Segoe UI" w:eastAsia="微软雅黑" w:cs="Segoe UI"/>
+                <w:b w:val="0"/>
+                <w:sz w:val="19"/>
+              </w:rPr>
+              <w:t>✅</w:t>
+            </w:r>
+          </w:p>
+        </w:tc>
+        <w:tc>
+          <w:tcPr>
+            <w:tcW w:type="dxa" w:w="3061"/>
+          </w:tcPr>
+          <w:p>
+            <w:pPr>
+              <w:spacing w:after="40" w:line="288" w:lineRule="auto"/>
+            </w:pPr>
+            <w:r>
+              <w:rPr>
+                <w:rFonts w:ascii="Consolas" w:hAnsi="Consolas" w:eastAsia="宋体" w:cs="Consolas"/>
+                <w:b w:val="0"/>
+                <w:sz w:val="19"/>
+              </w:rPr>
+              <w:t>engine/history.py</w:t>
+            </w:r>
+            <w:r>
+              <w:rPr>
+                <w:rFonts w:ascii="Segoe UI" w:hAnsi="Segoe UI" w:eastAsia="微软雅黑" w:cs="Segoe UI"/>
+                <w:b w:val="0"/>
+                <w:sz w:val="19"/>
+              </w:rPr>
+              <w:t>、</w:t>
+            </w:r>
+            <w:r>
+              <w:rPr>
+                <w:rFonts w:ascii="Consolas" w:hAnsi="Consolas" w:eastAsia="宋体" w:cs="Consolas"/>
+                <w:b w:val="0"/>
+                <w:sz w:val="19"/>
+              </w:rPr>
+              <w:t>HistoricalEvent.conditions</w:t>
+            </w:r>
+          </w:p>
+        </w:tc>
+      </w:tr>
+      <w:tr>
+        <w:tc>
+          <w:tcPr>
+            <w:tcW w:type="dxa" w:w="3061"/>
+            <w:shd w:val="clear" w:color="auto" w:fill="F7F9FB"/>
+          </w:tcPr>
+          <w:p>
+            <w:pPr>
+              <w:spacing w:after="40" w:line="288" w:lineRule="auto"/>
+            </w:pPr>
+            <w:r>
+              <w:rPr>
+                <w:rFonts w:ascii="Segoe UI" w:hAnsi="Segoe UI" w:eastAsia="微软雅黑" w:cs="Segoe UI"/>
+                <w:b/>
+                <w:sz w:val="19"/>
+              </w:rPr>
+              <w:t>史实岔路口（把决定权交给玩家）</w:t>
+            </w:r>
+          </w:p>
+        </w:tc>
+        <w:tc>
+          <w:tcPr>
+            <w:tcW w:type="dxa" w:w="3061"/>
+            <w:shd w:val="clear" w:color="auto" w:fill="F7F9FB"/>
+          </w:tcPr>
+          <w:p>
+            <w:pPr>
+              <w:spacing w:after="40" w:line="288" w:lineRule="auto"/>
+            </w:pPr>
+            <w:r>
+              <w:rPr>
+                <w:rFonts w:ascii="Segoe UI" w:hAnsi="Segoe UI" w:eastAsia="微软雅黑" w:cs="Segoe UI"/>
+                <w:b w:val="0"/>
+                <w:sz w:val="19"/>
+              </w:rPr>
+              <w:t>✅</w:t>
+            </w:r>
+          </w:p>
+        </w:tc>
+        <w:tc>
+          <w:tcPr>
+            <w:tcW w:type="dxa" w:w="3061"/>
+            <w:shd w:val="clear" w:color="auto" w:fill="F7F9FB"/>
+          </w:tcPr>
+          <w:p>
+            <w:pPr>
+              <w:spacing w:after="40" w:line="288" w:lineRule="auto"/>
+            </w:pPr>
+            <w:r>
+              <w:rPr>
+                <w:rFonts w:ascii="Consolas" w:hAnsi="Consolas" w:eastAsia="宋体" w:cs="Consolas"/>
+                <w:b w:val="0"/>
+                <w:sz w:val="19"/>
+              </w:rPr>
+              <w:t>HistoricalEvent.fork</w:t>
+            </w:r>
+            <w:r>
+              <w:rPr>
+                <w:rFonts w:ascii="Segoe UI" w:hAnsi="Segoe UI" w:eastAsia="微软雅黑" w:cs="Segoe UI"/>
+                <w:b w:val="0"/>
+                <w:sz w:val="19"/>
+              </w:rPr>
+              <w:t>、</w:t>
+            </w:r>
+            <w:r>
+              <w:rPr>
+                <w:rFonts w:ascii="Consolas" w:hAnsi="Consolas" w:eastAsia="宋体" w:cs="Consolas"/>
+                <w:b w:val="0"/>
+                <w:sz w:val="19"/>
+              </w:rPr>
+              <w:t>history_fork</w:t>
+            </w:r>
+            <w:r>
+              <w:rPr>
+                <w:rFonts w:ascii="Segoe UI" w:hAnsi="Segoe UI" w:eastAsia="微软雅黑" w:cs="Segoe UI"/>
+                <w:b w:val="0"/>
+                <w:sz w:val="19"/>
+              </w:rPr>
+              <w:t xml:space="preserve"> 决策</w:t>
+            </w:r>
+          </w:p>
+        </w:tc>
+      </w:tr>
+      <w:tr>
+        <w:tc>
+          <w:tcPr>
+            <w:tcW w:type="dxa" w:w="3061"/>
+          </w:tcPr>
+          <w:p>
+            <w:pPr>
+              <w:spacing w:after="40" w:line="288" w:lineRule="auto"/>
+            </w:pPr>
+            <w:r>
+              <w:rPr>
+                <w:rFonts w:ascii="Segoe UI" w:hAnsi="Segoe UI" w:eastAsia="微软雅黑" w:cs="Segoe UI"/>
+                <w:b/>
+                <w:sz w:val="19"/>
+              </w:rPr>
+              <w:t>战力取决于主帅</w:t>
+            </w:r>
+          </w:p>
+        </w:tc>
+        <w:tc>
+          <w:tcPr>
+            <w:tcW w:type="dxa" w:w="3061"/>
+          </w:tcPr>
+          <w:p>
+            <w:pPr>
+              <w:spacing w:after="40" w:line="288" w:lineRule="auto"/>
+            </w:pPr>
+            <w:r>
+              <w:rPr>
+                <w:rFonts w:ascii="Segoe UI" w:hAnsi="Segoe UI" w:eastAsia="微软雅黑" w:cs="Segoe UI"/>
+                <w:b w:val="0"/>
+                <w:sz w:val="19"/>
+              </w:rPr>
+              <w:t>✅</w:t>
+            </w:r>
+          </w:p>
+        </w:tc>
+        <w:tc>
+          <w:tcPr>
+            <w:tcW w:type="dxa" w:w="3061"/>
+          </w:tcPr>
+          <w:p>
+            <w:pPr>
+              <w:spacing w:after="40" w:line="288" w:lineRule="auto"/>
+            </w:pPr>
+            <w:r>
+              <w:rPr>
+                <w:rFonts w:ascii="Consolas" w:hAnsi="Consolas" w:eastAsia="宋体" w:cs="Consolas"/>
+                <w:b w:val="0"/>
+                <w:sz w:val="19"/>
+              </w:rPr>
+              <w:t>engine/military.py</w:t>
+            </w:r>
+          </w:p>
+        </w:tc>
+      </w:tr>
+      <w:tr>
+        <w:tc>
+          <w:tcPr>
+            <w:tcW w:type="dxa" w:w="3061"/>
+            <w:shd w:val="clear" w:color="auto" w:fill="F7F9FB"/>
+          </w:tcPr>
+          <w:p>
+            <w:pPr>
+              <w:spacing w:after="40" w:line="288" w:lineRule="auto"/>
+            </w:pPr>
+            <w:r>
+              <w:rPr>
+                <w:rFonts w:ascii="Segoe UI" w:hAnsi="Segoe UI" w:eastAsia="微软雅黑" w:cs="Segoe UI"/>
+                <w:b/>
+                <w:sz w:val="19"/>
+              </w:rPr>
+              <w:t>功高震主与叛离</w:t>
+            </w:r>
+          </w:p>
+        </w:tc>
+        <w:tc>
+          <w:tcPr>
+            <w:tcW w:type="dxa" w:w="3061"/>
+            <w:shd w:val="clear" w:color="auto" w:fill="F7F9FB"/>
+          </w:tcPr>
+          <w:p>
+            <w:pPr>
+              <w:spacing w:after="40" w:line="288" w:lineRule="auto"/>
+            </w:pPr>
+            <w:r>
+              <w:rPr>
+                <w:rFonts w:ascii="Segoe UI" w:hAnsi="Segoe UI" w:eastAsia="微软雅黑" w:cs="Segoe UI"/>
+                <w:b w:val="0"/>
+                <w:sz w:val="19"/>
+              </w:rPr>
+              <w:t>✅</w:t>
+            </w:r>
+          </w:p>
+        </w:tc>
+        <w:tc>
+          <w:tcPr>
+            <w:tcW w:type="dxa" w:w="3061"/>
+            <w:shd w:val="clear" w:color="auto" w:fill="F7F9FB"/>
+          </w:tcPr>
+          <w:p>
+            <w:pPr>
+              <w:spacing w:after="40" w:line="288" w:lineRule="auto"/>
+            </w:pPr>
+            <w:r>
+              <w:rPr>
+                <w:rFonts w:ascii="Consolas" w:hAnsi="Consolas" w:eastAsia="宋体" w:cs="Consolas"/>
+                <w:b w:val="0"/>
+                <w:sz w:val="19"/>
+              </w:rPr>
+              <w:t>engine/loyalty.py</w:t>
+            </w:r>
+          </w:p>
+        </w:tc>
+      </w:tr>
+      <w:tr>
+        <w:tc>
+          <w:tcPr>
+            <w:tcW w:type="dxa" w:w="3061"/>
+          </w:tcPr>
+          <w:p>
+            <w:pPr>
+              <w:spacing w:after="40" w:line="288" w:lineRule="auto"/>
+            </w:pPr>
+            <w:r>
+              <w:rPr>
+                <w:rFonts w:ascii="Segoe UI" w:hAnsi="Segoe UI" w:eastAsia="微软雅黑" w:cs="Segoe UI"/>
+                <w:b/>
+                <w:sz w:val="19"/>
+              </w:rPr>
+              <w:t>朝臣进谏</w:t>
+            </w:r>
+          </w:p>
+        </w:tc>
+        <w:tc>
+          <w:tcPr>
+            <w:tcW w:type="dxa" w:w="3061"/>
+          </w:tcPr>
+          <w:p>
+            <w:pPr>
+              <w:spacing w:after="40" w:line="288" w:lineRule="auto"/>
+            </w:pPr>
+            <w:r>
+              <w:rPr>
+                <w:rFonts w:ascii="Segoe UI" w:hAnsi="Segoe UI" w:eastAsia="微软雅黑" w:cs="Segoe UI"/>
+                <w:b w:val="0"/>
+                <w:sz w:val="19"/>
+              </w:rPr>
+              <w:t>✅</w:t>
+            </w:r>
+          </w:p>
+        </w:tc>
+        <w:tc>
+          <w:tcPr>
+            <w:tcW w:type="dxa" w:w="3061"/>
+          </w:tcPr>
+          <w:p>
+            <w:pPr>
+              <w:spacing w:after="40" w:line="288" w:lineRule="auto"/>
+            </w:pPr>
+            <w:r>
+              <w:rPr>
+                <w:rFonts w:ascii="Consolas" w:hAnsi="Consolas" w:eastAsia="宋体" w:cs="Consolas"/>
+                <w:b w:val="0"/>
+                <w:sz w:val="19"/>
+              </w:rPr>
+              <w:t>engine/counsel.py</w:t>
+            </w:r>
+            <w:r>
+              <w:rPr>
+                <w:rFonts w:ascii="Segoe UI" w:hAnsi="Segoe UI" w:eastAsia="微软雅黑" w:cs="Segoe UI"/>
+                <w:b w:val="0"/>
+                <w:sz w:val="19"/>
+              </w:rPr>
+              <w:t>（立场由规则推出，非奏议原文）</w:t>
+            </w:r>
+          </w:p>
+        </w:tc>
+      </w:tr>
+      <w:tr>
+        <w:tc>
+          <w:tcPr>
+            <w:tcW w:type="dxa" w:w="3061"/>
+            <w:shd w:val="clear" w:color="auto" w:fill="F7F9FB"/>
+          </w:tcPr>
+          <w:p>
+            <w:pPr>
+              <w:spacing w:after="40" w:line="288" w:lineRule="auto"/>
+            </w:pPr>
+            <w:r>
+              <w:rPr>
+                <w:rFonts w:ascii="Segoe UI" w:hAnsi="Segoe UI" w:eastAsia="微软雅黑" w:cs="Segoe UI"/>
+                <w:b/>
+                <w:sz w:val="19"/>
+              </w:rPr>
+              <w:t>藩镇化（名义归附而自专）</w:t>
+            </w:r>
+          </w:p>
+        </w:tc>
+        <w:tc>
+          <w:tcPr>
+            <w:tcW w:type="dxa" w:w="3061"/>
+            <w:shd w:val="clear" w:color="auto" w:fill="F7F9FB"/>
+          </w:tcPr>
+          <w:p>
+            <w:pPr>
+              <w:spacing w:after="40" w:line="288" w:lineRule="auto"/>
+            </w:pPr>
+            <w:r>
+              <w:rPr>
+                <w:rFonts w:ascii="Segoe UI" w:hAnsi="Segoe UI" w:eastAsia="微软雅黑" w:cs="Segoe UI"/>
+                <w:b w:val="0"/>
+                <w:sz w:val="19"/>
+              </w:rPr>
+              <w:t>✅</w:t>
+            </w:r>
+          </w:p>
+        </w:tc>
+        <w:tc>
+          <w:tcPr>
+            <w:tcW w:type="dxa" w:w="3061"/>
+            <w:shd w:val="clear" w:color="auto" w:fill="F7F9FB"/>
+          </w:tcPr>
+          <w:p>
+            <w:pPr>
+              <w:spacing w:after="40" w:line="288" w:lineRule="auto"/>
+            </w:pPr>
+            <w:r>
+              <w:rPr>
+                <w:rFonts w:ascii="Consolas" w:hAnsi="Consolas" w:eastAsia="宋体" w:cs="Consolas"/>
+                <w:b w:val="0"/>
+                <w:sz w:val="19"/>
+              </w:rPr>
+              <w:t>RegionState.autonomous</w:t>
+            </w:r>
+          </w:p>
+        </w:tc>
+      </w:tr>
+      <w:tr>
+        <w:tc>
+          <w:tcPr>
+            <w:tcW w:type="dxa" w:w="3061"/>
+          </w:tcPr>
+          <w:p>
+            <w:pPr>
+              <w:spacing w:after="40" w:line="288" w:lineRule="auto"/>
+            </w:pPr>
+            <w:r>
+              <w:rPr>
+                <w:rFonts w:ascii="Segoe UI" w:hAnsi="Segoe UI" w:eastAsia="微软雅黑" w:cs="Segoe UI"/>
+                <w:b/>
+                <w:sz w:val="19"/>
+              </w:rPr>
+              <w:t>八年结局评估</w:t>
+            </w:r>
+          </w:p>
+        </w:tc>
+        <w:tc>
+          <w:tcPr>
+            <w:tcW w:type="dxa" w:w="3061"/>
+          </w:tcPr>
+          <w:p>
+            <w:pPr>
+              <w:spacing w:after="40" w:line="288" w:lineRule="auto"/>
+            </w:pPr>
+            <w:r>
+              <w:rPr>
+                <w:rFonts w:ascii="Segoe UI" w:hAnsi="Segoe UI" w:eastAsia="微软雅黑" w:cs="Segoe UI"/>
+                <w:b w:val="0"/>
+                <w:sz w:val="19"/>
+              </w:rPr>
+              <w:t>✅</w:t>
+            </w:r>
+          </w:p>
+        </w:tc>
+        <w:tc>
+          <w:tcPr>
+            <w:tcW w:type="dxa" w:w="3061"/>
+          </w:tcPr>
+          <w:p>
+            <w:pPr>
+              <w:spacing w:after="40" w:line="288" w:lineRule="auto"/>
+            </w:pPr>
+            <w:r>
+              <w:rPr>
+                <w:rFonts w:ascii="Consolas" w:hAnsi="Consolas" w:eastAsia="宋体" w:cs="Consolas"/>
+                <w:b w:val="0"/>
+                <w:sz w:val="19"/>
+              </w:rPr>
+              <w:t>engine/end_tang.py</w:t>
+            </w:r>
+            <w:r>
+              <w:rPr>
+                <w:rFonts w:ascii="Segoe UI" w:hAnsi="Segoe UI" w:eastAsia="微软雅黑" w:cs="Segoe UI"/>
+                <w:b w:val="0"/>
+                <w:sz w:val="19"/>
+              </w:rPr>
+              <w:t>（两京 / 乱平 / 府库 / 威望 / 民心 / 河北）</w:t>
             </w:r>
           </w:p>
         </w:tc>
@@ -1479,7 +2929,17 @@
           <w:b w:val="0"/>
           <w:sz w:val="21"/>
         </w:rPr>
-        <w:t>仍未完成、且不在第一阶段范围内的：用户自建世界、创意工坊、多人协作、人物级模拟。</w:t>
+        <w:t>仍未完成、且不在当前范围内的：用户自建世界、创意工坊、多人协作、逐州建模、</w:t>
+      </w:r>
+    </w:p>
+    <w:p>
+      <w:r>
+        <w:rPr>
+          <w:rFonts w:ascii="Segoe UI" w:hAnsi="Segoe UI" w:eastAsia="微软雅黑" w:cs="Segoe UI"/>
+          <w:b w:val="0"/>
+          <w:sz w:val="21"/>
+        </w:rPr>
+        <w:t>真实行军路线、回纥与吐蕃的独立意志。</w:t>
       </w:r>
     </w:p>
     <w:p>

--- a/docs/WorldBranch_项目总设计文档.docx
+++ b/docs/WorldBranch_项目总设计文档.docx
@@ -235,6 +235,16 @@
     <w:p>
       <w:r>
         <w:br w:type="page"/>
+      </w:r>
+    </w:p>
+    <w:p>
+      <w:r>
+        <w:rPr>
+          <w:rFonts w:ascii="Segoe UI" w:hAnsi="Segoe UI" w:eastAsia="微软雅黑" w:cs="Segoe UI"/>
+          <w:b w:val="0"/>
+          <w:sz w:val="21"/>
+        </w:rPr>
+        <w:t>﻿# WorldBranch（平行世界推演实验室）项目总设计文档</w:t>
       </w:r>
     </w:p>
     <w:p>
@@ -2474,7 +2484,7 @@
                 <w:b/>
                 <w:sz w:val="19"/>
               </w:rPr>
-              <w:t>史实事件带前提、可改道</w:t>
+              <w:t>官职：品级、性质、迁转</w:t>
             </w:r>
           </w:p>
         </w:tc>
@@ -2510,7 +2520,7 @@
                 <w:b w:val="0"/>
                 <w:sz w:val="19"/>
               </w:rPr>
-              <w:t>engine/history.py</w:t>
+              <w:t>engine/offices.py</w:t>
             </w:r>
             <w:r>
               <w:rPr>
@@ -2526,7 +2536,23 @@
                 <w:b w:val="0"/>
                 <w:sz w:val="19"/>
               </w:rPr>
-              <w:t>HistoricalEvent.conditions</w:t>
+              <w:t>office_rank</w:t>
+            </w:r>
+            <w:r>
+              <w:rPr>
+                <w:rFonts w:ascii="Segoe UI" w:hAnsi="Segoe UI" w:eastAsia="微软雅黑" w:cs="Segoe UI"/>
+                <w:b w:val="0"/>
+                <w:sz w:val="19"/>
+              </w:rPr>
+              <w:t xml:space="preserve"> / </w:t>
+            </w:r>
+            <w:r>
+              <w:rPr>
+                <w:rFonts w:ascii="Consolas" w:hAnsi="Consolas" w:eastAsia="宋体" w:cs="Consolas"/>
+                <w:b w:val="0"/>
+                <w:sz w:val="19"/>
+              </w:rPr>
+              <w:t>office_kind</w:t>
             </w:r>
           </w:p>
         </w:tc>
@@ -2547,7 +2573,7 @@
                 <w:b/>
                 <w:sz w:val="19"/>
               </w:rPr>
-              <w:t>史实岔路口（把决定权交给玩家）</w:t>
+              <w:t>史实事件带前提、可改道</w:t>
             </w:r>
           </w:p>
         </w:tc>
@@ -2585,7 +2611,7 @@
                 <w:b w:val="0"/>
                 <w:sz w:val="19"/>
               </w:rPr>
-              <w:t>HistoricalEvent.fork</w:t>
+              <w:t>engine/history.py</w:t>
             </w:r>
             <w:r>
               <w:rPr>
@@ -2601,15 +2627,7 @@
                 <w:b w:val="0"/>
                 <w:sz w:val="19"/>
               </w:rPr>
-              <w:t>history_fork</w:t>
-            </w:r>
-            <w:r>
-              <w:rPr>
-                <w:rFonts w:ascii="Segoe UI" w:hAnsi="Segoe UI" w:eastAsia="微软雅黑" w:cs="Segoe UI"/>
-                <w:b w:val="0"/>
-                <w:sz w:val="19"/>
-              </w:rPr>
-              <w:t xml:space="preserve"> 决策</w:t>
+              <w:t>HistoricalEvent.conditions</w:t>
             </w:r>
           </w:p>
         </w:tc>
@@ -2629,7 +2647,7 @@
                 <w:b/>
                 <w:sz w:val="19"/>
               </w:rPr>
-              <w:t>战力取决于主帅</w:t>
+              <w:t>史实岔路口（把决定权交给玩家）</w:t>
             </w:r>
           </w:p>
         </w:tc>
@@ -2665,7 +2683,31 @@
                 <w:b w:val="0"/>
                 <w:sz w:val="19"/>
               </w:rPr>
-              <w:t>engine/military.py</w:t>
+              <w:t>HistoricalEvent.fork</w:t>
+            </w:r>
+            <w:r>
+              <w:rPr>
+                <w:rFonts w:ascii="Segoe UI" w:hAnsi="Segoe UI" w:eastAsia="微软雅黑" w:cs="Segoe UI"/>
+                <w:b w:val="0"/>
+                <w:sz w:val="19"/>
+              </w:rPr>
+              <w:t>、</w:t>
+            </w:r>
+            <w:r>
+              <w:rPr>
+                <w:rFonts w:ascii="Consolas" w:hAnsi="Consolas" w:eastAsia="宋体" w:cs="Consolas"/>
+                <w:b w:val="0"/>
+                <w:sz w:val="19"/>
+              </w:rPr>
+              <w:t>history_fork</w:t>
+            </w:r>
+            <w:r>
+              <w:rPr>
+                <w:rFonts w:ascii="Segoe UI" w:hAnsi="Segoe UI" w:eastAsia="微软雅黑" w:cs="Segoe UI"/>
+                <w:b w:val="0"/>
+                <w:sz w:val="19"/>
+              </w:rPr>
+              <w:t xml:space="preserve"> 决策</w:t>
             </w:r>
           </w:p>
         </w:tc>
@@ -2686,7 +2728,7 @@
                 <w:b/>
                 <w:sz w:val="19"/>
               </w:rPr>
-              <w:t>功高震主与叛离</w:t>
+              <w:t>战力取决于主帅</w:t>
             </w:r>
           </w:p>
         </w:tc>
@@ -2724,7 +2766,7 @@
                 <w:b w:val="0"/>
                 <w:sz w:val="19"/>
               </w:rPr>
-              <w:t>engine/loyalty.py</w:t>
+              <w:t>engine/military.py</w:t>
             </w:r>
           </w:p>
         </w:tc>
@@ -2744,7 +2786,7 @@
                 <w:b/>
                 <w:sz w:val="19"/>
               </w:rPr>
-              <w:t>朝臣进谏</w:t>
+              <w:t>功高震主与叛离</w:t>
             </w:r>
           </w:p>
         </w:tc>
@@ -2780,15 +2822,7 @@
                 <w:b w:val="0"/>
                 <w:sz w:val="19"/>
               </w:rPr>
-              <w:t>engine/counsel.py</w:t>
-            </w:r>
-            <w:r>
-              <w:rPr>
-                <w:rFonts w:ascii="Segoe UI" w:hAnsi="Segoe UI" w:eastAsia="微软雅黑" w:cs="Segoe UI"/>
-                <w:b w:val="0"/>
-                <w:sz w:val="19"/>
-              </w:rPr>
-              <w:t>（立场由规则推出，非奏议原文）</w:t>
+              <w:t>engine/loyalty.py</w:t>
             </w:r>
           </w:p>
         </w:tc>
@@ -2809,7 +2843,7 @@
                 <w:b/>
                 <w:sz w:val="19"/>
               </w:rPr>
-              <w:t>藩镇化（名义归附而自专）</w:t>
+              <w:t>朝臣进谏</w:t>
             </w:r>
           </w:p>
         </w:tc>
@@ -2847,7 +2881,15 @@
                 <w:b w:val="0"/>
                 <w:sz w:val="19"/>
               </w:rPr>
-              <w:t>RegionState.autonomous</w:t>
+              <w:t>engine/counsel.py</w:t>
+            </w:r>
+            <w:r>
+              <w:rPr>
+                <w:rFonts w:ascii="Segoe UI" w:hAnsi="Segoe UI" w:eastAsia="微软雅黑" w:cs="Segoe UI"/>
+                <w:b w:val="0"/>
+                <w:sz w:val="19"/>
+              </w:rPr>
+              <w:t>（立场由规则推出，非奏议原文）</w:t>
             </w:r>
           </w:p>
         </w:tc>
@@ -2867,7 +2909,7 @@
                 <w:b/>
                 <w:sz w:val="19"/>
               </w:rPr>
-              <w:t>八年结局评估</w:t>
+              <w:t>藩镇化（名义归附而自专）</w:t>
             </w:r>
           </w:p>
         </w:tc>
@@ -2892,6 +2934,65 @@
         <w:tc>
           <w:tcPr>
             <w:tcW w:type="dxa" w:w="3061"/>
+          </w:tcPr>
+          <w:p>
+            <w:pPr>
+              <w:spacing w:after="40" w:line="288" w:lineRule="auto"/>
+            </w:pPr>
+            <w:r>
+              <w:rPr>
+                <w:rFonts w:ascii="Consolas" w:hAnsi="Consolas" w:eastAsia="宋体" w:cs="Consolas"/>
+                <w:b w:val="0"/>
+                <w:sz w:val="19"/>
+              </w:rPr>
+              <w:t>RegionState.autonomous</w:t>
+            </w:r>
+          </w:p>
+        </w:tc>
+      </w:tr>
+      <w:tr>
+        <w:tc>
+          <w:tcPr>
+            <w:tcW w:type="dxa" w:w="3061"/>
+            <w:shd w:val="clear" w:color="auto" w:fill="F7F9FB"/>
+          </w:tcPr>
+          <w:p>
+            <w:pPr>
+              <w:spacing w:after="40" w:line="288" w:lineRule="auto"/>
+            </w:pPr>
+            <w:r>
+              <w:rPr>
+                <w:rFonts w:ascii="Segoe UI" w:hAnsi="Segoe UI" w:eastAsia="微软雅黑" w:cs="Segoe UI"/>
+                <w:b/>
+                <w:sz w:val="19"/>
+              </w:rPr>
+              <w:t>八年结局评估</w:t>
+            </w:r>
+          </w:p>
+        </w:tc>
+        <w:tc>
+          <w:tcPr>
+            <w:tcW w:type="dxa" w:w="3061"/>
+            <w:shd w:val="clear" w:color="auto" w:fill="F7F9FB"/>
+          </w:tcPr>
+          <w:p>
+            <w:pPr>
+              <w:spacing w:after="40" w:line="288" w:lineRule="auto"/>
+            </w:pPr>
+            <w:r>
+              <w:rPr>
+                <w:rFonts w:ascii="Segoe UI" w:hAnsi="Segoe UI" w:eastAsia="微软雅黑" w:cs="Segoe UI"/>
+                <w:b w:val="0"/>
+                <w:sz w:val="19"/>
+              </w:rPr>
+              <w:t>✅</w:t>
+            </w:r>
+          </w:p>
+        </w:tc>
+        <w:tc>
+          <w:tcPr>
+            <w:tcW w:type="dxa" w:w="3061"/>
+            <w:shd w:val="clear" w:color="auto" w:fill="F7F9FB"/>
           </w:tcPr>
           <w:p>
             <w:pPr>
